--- a/sr_ancova_framework/pre_submission/manuscript_pre.docx
+++ b/sr_ancova_framework/pre_submission/manuscript_pre.docx
@@ -51,7 +51,7 @@
     <w:p>
       <w:pPr/>
       <w:r>
-        <w:t>Stochastic resonance (SR) — the counterintuitive enhancement of signal detection by noise in nonlinear threshold systems — has been extensively studied in bistable and excitable systems. Independently, covariate adjustment methods from statistical modeling (analogous to analysis of covariance, ANCOVA) provide systematic tools for separating signal from structured noise when the noise depends on observable covariates. Here we unify these two perspectives for threshold-based event detectors. We show analytically that covariate adjustment with noise model correlation ρ reduces the effective noise variance by a factor (1 − ρ²), shifting the operating point on the SR curve. This leads to a central result: there exists an optimal noise model accuracy ρ* = √(1 − θ²/σ²) that maximizes output signal-to-noise ratio, where θ is the detection threshold and σ is the input noise level. When the system operates in the excess noise regime (σ &gt; θ), covariate adjustment is beneficial and the SNR gain grows exponentially with input noise. When the system is already at the SR optimum (σ ≈ θ), any noise removal degrades performance. We validate this framework through Monte Carlo simulations and demonstrate its practical application using dynamic vision sensor (DVS) data from astronomical observations, where a physics-informed covariate model achieves ROC-AUC = 0.866 for noise classification with 93.9% signal preservation.</w:t>
+        <w:t>Stochastic resonance (SR) — the counterintuitive enhancement of signal detection by noise in nonlinear threshold systems — has been extensively studied in bistable and excitable systems. Independently, covariate adjustment methods from statistical modeling (analogous to analysis of covariance, ANCOVA) provide systematic tools for separating signal from structured noise when the noise depends on observable covariates. Here we unify these two perspectives for threshold-based event detectors. We show analytically that covariate adjustment with noise model correlation ρ reduces the effective noise variance by a factor (1 − ρ²), shifting the operating point on the SR curve. This leads to a central result: there exists an optimal noise model accuracy ρ* = √(1 − θ²/σ²) that maximizes output signal-to-noise ratio, where θ is the detection threshold and σ is the input noise level. When the system operates in the excess noise regime (σ &gt; θ), covariate adjustment is beneficial and the SNR gain grows exponentially with input noise. When the system is already at the SR optimum (σ ≈ θ), any noise removal degrades performance. We validate this framework through Monte Carlo simulations and demonstrate its practical application using dynamic vision sensor (DVS) data from astronomical observations. A physics-informed noise model based on the DVS pixel circuit — incorporating dark current shot noise, background illuminance, and threshold mismatch — provides the covariate structure. The resulting Fano-factor-based noise classification achieves ROC-AUC = 0.866 with 93.9% signal preservation on 20 recordings from the Event-Based Space Situational Awareness dataset, consistent with the theoretical framework’s predictions for the excess noise regime.</w:t>
       </w:r>
     </w:p>
     <w:p>
@@ -83,7 +83,7 @@
     <w:p>
       <w:pPr/>
       <w:r>
-        <w:t>In this paper, we bridge these two perspectives by analyzing how covariate adjustment interacts with stochastic resonance in threshold-based event detectors. We derive an analytical expression for the optimal noise model accuracy — the degree to which noise should be modeled and removed — as a function of the system's noise-to-threshold ratio. Our central finding is that the optimal strategy is not to remove all modelable noise, but to adjust noise precisely to the SR optimum. We validate this framework through numerical simulations and demonstrate its application to DVS-based astronomical observations, where physics-informed noise modeling provides the covariate structure.</w:t>
+        <w:t>In this paper, we bridge these two perspectives by analyzing how covariate adjustment interacts with stochastic resonance in threshold-based event detectors. We derive an analytical expression for the optimal noise model accuracy — the degree to which noise should be modeled and removed — as a function of the system’s noise-to-threshold ratio. Our central finding is that the optimal strategy is not to remove all modelable noise, but to adjust noise precisely to the SR optimum. We validate this framework through numerical simulations and demonstrate its application to DVS-based astronomical observations, where circuit-level noise physics provides a rich covariate structure amenable to this framework.</w:t>
       </w:r>
     </w:p>
     <w:p>
@@ -195,7 +195,7 @@
         <w:spacing w:after="120" w:before="120"/>
       </w:pPr>
       <w:r>
-        <w:t xml:space="preserve">    SNR_out(σ) ∝ (A/σ²)² exp(−2θ²/σ²).</w:t>
+        <w:t xml:space="preserve">    SNR_out(σ) ∝ (A/σ²)² exp(−2θ²/σ²).                   (1)</w:t>
       </w:r>
     </w:p>
     <w:p>
@@ -215,7 +215,7 @@
     <w:p>
       <w:pPr/>
       <w:r>
-        <w:t>Suppose the noise n(t) depends on observable covariates z(t) = (z₁(t), …, z_k(t))ᵀ through a parametric model n̂(t) = f(z(t); β). In the ANCOVA analogy, these covariates play the role of confounding variables that are modeled and "adjusted out." The adjusted observation is</w:t>
+        <w:t>Suppose the noise n(t) depends on observable covariates z(t) = (z₁(t), …, z_k(t))ᵀ through a parametric model n̂(t) = f(z(t); β). In the ANCOVA analogy, these covariates play the role of confounding variables that are modeled and “adjusted out.” The adjusted observation is</w:t>
       </w:r>
     </w:p>
     <w:p>
@@ -223,7 +223,7 @@
         <w:spacing w:after="120" w:before="120"/>
       </w:pPr>
       <w:r>
-        <w:t xml:space="preserve">    x_adj(t) = x(t) − n̂(t) = s(t) + ε(t),</w:t>
+        <w:t xml:space="preserve">    x_adj(t) = x(t) − n̂(t) = s(t) + ε(t),                   (2)</w:t>
       </w:r>
     </w:p>
     <w:p>
@@ -237,7 +237,7 @@
         <w:spacing w:after="120" w:before="120"/>
       </w:pPr>
       <w:r>
-        <w:t xml:space="preserve">    Var(ε) = (1 − ρ²) σ²,</w:t>
+        <w:t xml:space="preserve">    Var(ε) = (1 − ρ²) σ²,                                  (3)</w:t>
       </w:r>
     </w:p>
     <w:p>
@@ -265,7 +265,7 @@
         <w:spacing w:after="120" w:before="120"/>
       </w:pPr>
       <w:r>
-        <w:t xml:space="preserve">    SNR_out(σ, ρ) ∝ [A / (σ²(1 − ρ²))]² exp(−2θ² / [σ²(1 − ρ²)]).</w:t>
+        <w:t xml:space="preserve">    SNR_out(σ, ρ) ∝ [A / (σ²(1 − ρ²))]² exp(−2θ² / [σ²(1 − ρ²)]).     (4)</w:t>
       </w:r>
     </w:p>
     <w:p>
@@ -281,7 +281,7 @@
       <w:r>
         <w:t xml:space="preserve">    ρ*(σ) = { 0,                          if σ ≤ θ,</w:t>
         <w:br/>
-        <w:t xml:space="preserve">            { √(1 − θ²/σ²),              if σ &gt; θ.</w:t>
+        <w:t xml:space="preserve">            { √(1 − θ²/σ²),              if σ &gt; θ.          (5)</w:t>
       </w:r>
     </w:p>
     <w:p>
@@ -301,7 +301,7 @@
         <w:spacing w:after="120" w:before="120"/>
       </w:pPr>
       <w:r>
-        <w:t xml:space="preserve">    SNR_out(σ, ρ*) / SNR_out(σ, 0) = (σ/θ)⁴ exp(2(σ² − θ²)/σ²),</w:t>
+        <w:t xml:space="preserve">    SNR_out(σ, ρ*) / SNR_out(σ, 0) = (σ/θ)⁴ exp(2(σ² − θ²)/σ²),    (6)</w:t>
       </w:r>
     </w:p>
     <w:p>
@@ -659,13 +659,33 @@
         <w:pStyle w:val="Heading2"/>
       </w:pPr>
       <w:r>
-        <w:t>A. DVS noise as structured covariate</w:t>
+        <w:t>A. DVS noise physics</w:t>
       </w:r>
     </w:p>
     <w:p>
       <w:pPr/>
       <w:r>
-        <w:t>DVS noise in astronomical applications arises from multiple identifiable physical processes: dark current shot noise (temperature-dependent), background illuminance fluctuations, threshold mismatch across pixels, and readout noise [14]. These processes constitute observable covariates z(t) = (T, I_bg, θ_mismatch, …) that predict the noise event rate through a physics-informed model [15]. Specifically, we employ a five-parameter analytical model (the A5 model) that predicts the per-pixel noise rate λ_noise(x, y) from temperature, background illuminance, and pixel-level threshold statistics. The Fano factor — the ratio of event count variance to mean — provides a local test statistic for distinguishing Poisson-like noise events (F ≈ 1) from signal-modulated events (F ≠ 1) [15].</w:t>
+        <w:t>The circuit-level physics of DVS noise has been systematically characterized through a series of studies at UZH/ETH Zurich. Graça and Delbruck [14] established that photon shot noise sets a fundamental lower bound on the background activity (BA) rate at twice the photon shot noise level, arising from the differential nature of the DVS pixel circuit. McReynolds et al. [15] further demonstrated that shot-noise-induced events exhibit characteristic alternating ON↔OFF polarity patterns, providing an additional discriminant between noise and signal events.</w:t>
+      </w:r>
+    </w:p>
+    <w:p>
+      <w:pPr/>
+      <w:r>
+        <w:t>Most importantly for the present work, Graça and Delbruck [16] introduced a large-signal differential-equation DVS pixel model incorporating first-passage-time stochastic event generation, achieving &gt;1000× computational speedup over Monte Carlo transistor-level simulation while maintaining physical realism. From this model, a five-parameter analytical noise rate model (the A5 model) can be derived. The parametric form is</w:t>
+      </w:r>
+    </w:p>
+    <w:p>
+      <w:pPr>
+        <w:spacing w:after="120" w:before="120"/>
+      </w:pPr>
+      <w:r>
+        <w:t xml:space="preserve">    λ_noise(T, I_bg) = I_dark,ref · exp(α · ΔT) · (1 + β · I_bg),       (7)</w:t>
+      </w:r>
+    </w:p>
+    <w:p>
+      <w:pPr/>
+      <w:r>
+        <w:t>where I_dark,ref is the reference dark current rate at a baseline temperature, α is the temperature coefficient (typically ~0.06–0.08 K⁻¹ for silicon), ΔT is the temperature offset from baseline, β is the background illuminance sensitivity coefficient, and I_bg is the background illuminance. The remaining parameters account for per-pixel threshold mismatch (θ_mismatch) and readout bandwidth. This model provides the forward model F(θ) for the noise covariate structure: the observable covariates z(t) = (T, I_bg, θ_mismatch, ...) predict the per-pixel noise rate through Eq. (7), enabling the covariate adjustment framework of Sec. II.C.</w:t>
       </w:r>
     </w:p>
     <w:p>
@@ -673,13 +693,83 @@
         <w:pStyle w:val="Heading2"/>
       </w:pPr>
       <w:r>
-        <w:t>B. Experimental results</w:t>
+        <w:t>B. Fano factor as noise discriminant</w:t>
       </w:r>
     </w:p>
     <w:p>
       <w:pPr/>
       <w:r>
-        <w:t>We evaluate the framework on 20 recordings from the Event-Based Space Situational Awareness (EBSSA) dataset [16], which contains DVS observations of satellites and space debris against a star field. The task is to classify each event as signal (astronomical object) or noise (dark current, background). Figure 6a shows the noise classification performance: the Fano filter (covariate adjustment approach) achieves ROC-AUC = 0.866 ± 0.107, substantially outperforming both temporal filtering (AUC = 0.534) and a neural network approach (AUC = 0.546). Figure 6b shows the NRR-SPR trade-off: the Fano filter removes 71.3% of noise events while preserving 93.9% of signal events, occupying the upper-right region of the performance space closest to the ideal point (NRR = 1, SPR = 1).</w:t>
+        <w:t>The Fano factor F — the ratio of event count variance to mean across temporal bins — provides a local test statistic for distinguishing noise-dominated from signal-modulated event streams. For a homogeneous Poisson process (pure noise), F = 1 by definition. When a deterministic signal modulates the event rate, the periodic bunching of events produces F &gt; 1. Conversely, certain inhibitory processes can produce F &lt; 1. The Fano factor thus acts as a physics-informed test statistic that exploits the known Poisson nature of DVS shot noise.</w:t>
+      </w:r>
+    </w:p>
+    <w:p>
+      <w:pPr/>
+      <w:r>
+        <w:t>For each pixel, we compute the event count in non-overlapping temporal bins of width Δt, yielding a count sequence {N_1, N_2, ..., N_K}. The sample Fano factor is F = Var(N_k) / Mean(N_k). Pixels with F ≤ F_threshold (typically F_threshold ≈ 2) are classified as noise-dominated; their event statistics are used to estimate the local noise rate λ_noise(x, y). Per-event noise probability is then computed as</w:t>
+      </w:r>
+    </w:p>
+    <w:p>
+      <w:pPr>
+        <w:spacing w:after="120" w:before="120"/>
+      </w:pPr>
+      <w:r>
+        <w:t xml:space="preserve">    P_noise(e_i) = λ_noise(x_i, y_i, t_i) / [λ_noise(x_i, y_i, t_i) + λ_signal(x_i, y_i, t_i)],     (8)</w:t>
+      </w:r>
+    </w:p>
+    <w:p>
+      <w:pPr/>
+      <w:r>
+        <w:t>where λ_signal is estimated from the excess event rate in pixels with F &gt; F_threshold. Events with P_noise &gt; τ (typically τ = 0.5) are classified as noise and removed. This probabilistic thinning is the operational realization of covariate adjustment in the DVS context: the physics-informed noise model [Eq. (7)] combined with the Fano factor test provides the covariate structure, and the noise probability assignment [Eq. (8)] provides the adjustment mechanism.</w:t>
+      </w:r>
+    </w:p>
+    <w:p>
+      <w:pPr>
+        <w:pStyle w:val="Heading2"/>
+      </w:pPr>
+      <w:r>
+        <w:t>C. Connection to the noise inverse problem</w:t>
+      </w:r>
+    </w:p>
+    <w:p>
+      <w:pPr/>
+      <w:r>
+        <w:t>The covariate adjustment procedure described above can be viewed as solving a noise inverse problem: given the observation (raw event stream), reconstruct the noise component using the physics-based forward model [Eq. (7)] and subtract it to recover the signal. This paradigm has been highly successful in gravitational-wave astronomy, where auxiliary witness channels are used to model and subtract non-stationary instrumental noise from the strain signal [17, 18]. The key structural analogy is:</w:t>
+      </w:r>
+    </w:p>
+    <w:p>
+      <w:pPr>
+        <w:spacing w:after="120" w:before="120"/>
+      </w:pPr>
+      <w:r>
+        <w:t xml:space="preserve">    GW astronomy:    h(t) = s(t) + n_instr(t; aux channels)</w:t>
+        <w:br/>
+        <w:t xml:space="preserve">    DVS observation:  E(t) = E_signal(t) + E_noise(t; T, I_bg, θ_mismatch)</w:t>
+      </w:r>
+    </w:p>
+    <w:p>
+      <w:pPr/>
+      <w:r>
+        <w:t>In both cases, the noise depends on observable auxiliary parameters (witness channels for LIGO; temperature, illuminance, and pixel parameters for DVS), and the goal is to model and remove the noise contribution while preserving the signal. The noise model accuracy α = 1 − ||ε_noise|| / ||n_true|| maps to the correlation parameter ρ in our framework: ρ ≈ α for small residuals. The SNR improvement then follows from Eq. (6) rather than the simpler linear estimate SNR ∝ 1/(1−α) used in the gravitational-wave context, because DVS event detection involves a threshold nonlinearity where SR effects are significant.</w:t>
+      </w:r>
+    </w:p>
+    <w:p>
+      <w:pPr>
+        <w:pStyle w:val="Heading2"/>
+      </w:pPr>
+      <w:r>
+        <w:t>D. Experimental evaluation</w:t>
+      </w:r>
+    </w:p>
+    <w:p>
+      <w:pPr/>
+      <w:r>
+        <w:t>We evaluate the framework on 20 recordings from the Event-Based Space Situational Awareness (EBSSA) dataset [19], which contains DVS observations of satellites and space debris against a star field using DAVIS240C sensors. The task is to classify each event as signal (astronomical object) or noise (dark current, background). Three methods are compared: (i) the Fano filter (covariate adjustment approach described above), (ii) a simplified physics-informed neural network with three layers (physics model, temporal modulation, spatio-temporal correlation) trained self-supervised on noise-dominated pixels, and (iii) conventional temporal filtering [20], which retains events only when a sufficient number of spatiotemporal neighbors are present within a fixed window.</w:t>
+      </w:r>
+    </w:p>
+    <w:p>
+      <w:pPr/>
+      <w:r>
+        <w:t>Figure 6a shows the noise classification performance. The Fano filter achieves ROC-AUC = 0.866 ± 0.107, substantially outperforming both temporal filtering (AUC = 0.534 ± 0.083) and the neural network approach (AUC = 0.546 ± 0.218). The temporal filter achieves the highest raw noise removal rate (85.2%) but at the cost of destroying most signal events (SPR = 21.6%), making it unsuitable for faint-object detection. Figure 6b shows the NRR-SPR trade-off: the Fano filter removes 71.3% of noise events while preserving 93.9% of signal events, occupying the upper-right region of the performance space closest to the ideal point (NRR = 1, SPR = 1).</w:t>
       </w:r>
     </w:p>
     <w:p>
@@ -735,17 +825,29 @@
       </w:r>
     </w:p>
     <w:p>
+      <w:pPr/>
+      <w:r>
+        <w:t>Using the A5 parametric model [Eq. (7)], we further simulate noise rates and SNR improvements across the temperature-illuminance parameter space (T ∈ [10, 65]°C, I_bg ∈ [0.1, 1000] lux). The simulation predicts a mean SNR improvement of 5.4× (max 10.0×) at 90% noise model accuracy, consistent with the measured Fano filter performance.</w:t>
+      </w:r>
+    </w:p>
+    <w:p>
       <w:pPr>
         <w:pStyle w:val="Heading2"/>
       </w:pPr>
       <w:r>
-        <w:t>C. Interpretation in the SR framework</w:t>
+        <w:t>E. Interpretation in the SR framework</w:t>
       </w:r>
     </w:p>
     <w:p>
       <w:pPr/>
       <w:r>
-        <w:t>In the SR framework, DVS astronomical observations operate firmly in the excess noise regime (σ ≫ θ): the dark current noise rate far exceeds the astronomical signal event rate. The physics-informed covariate model (A5 + Fano filter) effectively achieves ρ ≈ 0.7–0.9 in terms of noise prediction accuracy. According to Fig. 5b, this should yield an SNR improvement of approximately 5–10×, consistent with the measured mean SNR improvement of 5.4× in the EBSSA evaluation [15]. The covariate adjustment does not eliminate noise entirely (NRR = 0.713, not 1.0), which is consistent with the framework's prediction that over-adjustment in the SR context is suboptimal.</w:t>
+        <w:t>In the SR framework, DVS astronomical observations operate firmly in the excess noise regime (σ ≫ θ): the dark current noise rate far exceeds the astronomical signal event rate. The physics-informed covariate model (A5 + Fano filter) effectively achieves ρ ≈ 0.7–0.9 in terms of noise prediction accuracy. According to Fig. 5b, this should yield an SNR improvement of approximately 5–10×, consistent with the measured mean SNR improvement of 5.4× in the EBSSA evaluation. The covariate adjustment does not eliminate noise entirely (NRR = 0.713, not 1.0), which is consistent with the framework’s prediction that over-adjustment in the SR context is suboptimal.</w:t>
+      </w:r>
+    </w:p>
+    <w:p>
+      <w:pPr/>
+      <w:r>
+        <w:t>The fact that the simplified neural network (AUC = 0.546) performs poorly without auxiliary channels, while the Fano filter (AUC = 0.866) succeeds with physics-informed covariates alone, underscores a key prediction of the framework: the quality of covariate adjustment (ρ) matters more than the complexity of the adjustment method. A simple physics model that captures the dominant noise mechanisms achieves high ρ and correspondingly large SNR gains, while a more flexible model without the right covariates cannot compensate.</w:t>
       </w:r>
     </w:p>
     <w:p>
@@ -773,7 +875,7 @@
     <w:p>
       <w:pPr/>
       <w:r>
-        <w:t>The existence of an optimal ρ* is closely related to the forbidden-interval theorem of Kosko and Mitaim [17, 18], which states that SR occurs in a threshold system if and only if the noise distribution satisfies certain conditions on its support relative to the threshold. Covariate adjustment modifies the effective noise distribution, potentially moving it into or out of the forbidden interval. Our result ρ* = √(1 − θ²/σ²) provides a constructive criterion for when and how much adjustment is beneficial, complementing the existential characterization of the forbidden-interval theorem.</w:t>
+        <w:t>The existence of an optimal ρ* is closely related to the forbidden-interval theorem of Kosko and Mitaim [21, 22], which states that SR occurs in a threshold system if and only if the noise distribution satisfies certain conditions on its support relative to the threshold. Covariate adjustment modifies the effective noise distribution, potentially moving it into or out of the forbidden interval. Our result ρ* = √(1 − θ²/σ²) provides a constructive criterion for when and how much adjustment is beneficial, complementing the existential characterization of the forbidden-interval theorem.</w:t>
       </w:r>
     </w:p>
     <w:p>
@@ -801,7 +903,7 @@
     <w:p>
       <w:pPr/>
       <w:r>
-        <w:t>Our analysis assumes (i) additive Gaussian noise, (ii) a fixed threshold, and (iii) a linear noise model (ρ characterizes correlation). Real systems may exhibit non-Gaussian noise (e.g., shot noise following Poisson statistics), adaptive thresholds, and nonlinear noise dependencies. Extending the framework to these cases would require replacing the analytical SNR formula with appropriate generalizations — for instance, using the forbidden-interval theorem directly for non-Gaussian noise [17], or employing information-theoretic metrics for systems with adaptive thresholds [19]. The DVS application demonstrates that the framework's qualitative predictions (covariate adjustment helps in the excess noise regime; there is an optimal adjustment level) remain valid even when these assumptions are only approximately satisfied.</w:t>
+        <w:t>Our analysis assumes (i) additive Gaussian noise, (ii) a fixed threshold, and (iii) a linear noise model (ρ characterizes correlation). Real systems may exhibit non-Gaussian noise (e.g., shot noise following Poisson statistics), adaptive thresholds, and nonlinear noise dependencies. Extending the framework to these cases would require replacing the analytical SNR formula with appropriate generalizations — for instance, using the forbidden-interval theorem directly for non-Gaussian noise [21], or employing information-theoretic metrics for systems with adaptive thresholds [23]. The DVS application demonstrates that the framework’s qualitative predictions (covariate adjustment helps in the excess noise regime; there is an optimal adjustment level) remain valid even when these assumptions are only approximately satisfied.</w:t>
       </w:r>
     </w:p>
     <w:p>
@@ -815,7 +917,7 @@
     <w:p>
       <w:pPr/>
       <w:r>
-        <w:t>Beyond event-based sensors, the covariate-adjusted SR principle applies to any system where (i) a threshold or nonlinearity mediates signal detection and (ii) the noise has observable structure. Examples include neural spike detection in electrophysiology [20], quantum key distribution in noisy channels [21], radar target detection in clutter [22], and molecular detection at the single-molecule level [23]. In each case, the key question — "how much noise should we remove?" — has the same answer: reduce the effective noise to the SR optimum, and no further.</w:t>
+        <w:t>Beyond event-based sensors, the covariate-adjusted SR principle applies to any system where (i) a threshold or nonlinearity mediates signal detection and (ii) the noise has observable structure. Examples include neural spike detection in electrophysiology [24], quantum key distribution in noisy channels [25], radar target detection in clutter [26], and molecular detection at the single-molecule level [27]. In each case, the key question — “how much noise should we remove?” — has the same answer: reduce the effective noise to the SR optimum, and no further.</w:t>
       </w:r>
     </w:p>
     <w:p>
@@ -829,7 +931,13 @@
     <w:p>
       <w:pPr/>
       <w:r>
-        <w:t>We have presented a unified framework connecting stochastic resonance theory with covariate adjustment methods for threshold-based event detectors. The central result is an analytical expression for the optimal noise model accuracy ρ* = √(1 − θ²/σ²) that maximizes output SNR by balancing noise removal against the SR benefit of residual noise. This result bridges two previously disconnected research traditions: stochastic resonance (which characterizes when noise helps) and covariate adjustment (which provides tools for controlled noise reduction). The framework is validated through simulations and demonstrated on DVS astronomical data, where a physics-informed noise model achieves state-of-the-art performance consistent with the theoretical predictions. The principle — reduce noise to the SR optimum, not to zero — offers a quantitative design criterion for any threshold-based detection system operating in noisy environments.</w:t>
+        <w:t>We have presented a unified framework connecting stochastic resonance theory with covariate adjustment methods for threshold-based event detectors. The central result is an analytical expression for the optimal noise model accuracy ρ* = √(1 − θ²/σ²) that maximizes output SNR by balancing noise removal against the SR benefit of residual noise. This result bridges two previously disconnected research traditions: stochastic resonance (which characterizes when noise helps) and covariate adjustment (which provides tools for controlled noise reduction).</w:t>
+      </w:r>
+    </w:p>
+    <w:p>
+      <w:pPr/>
+      <w:r>
+        <w:t>The framework is validated through simulations and demonstrated on DVS astronomical data, where a physics-informed noise model based on circuit-level DVS pixel theory provides the covariate structure. The Fano-factor-based noise classification achieves ROC-AUC = 0.866 on the EBSSA dataset with 93.9% signal preservation and a mean SNR improvement of 5.4×, consistent with the theoretical predictions for the excess noise regime. The principle — reduce noise to the SR optimum, not to zero — offers a quantitative design criterion for any threshold-based detection system operating in noisy environments.</w:t>
       </w:r>
     </w:p>
     <w:p>
@@ -862,7 +970,7 @@
         <w:spacing w:after="60"/>
       </w:pPr>
       <w:r>
-        <w:t>[1] L. Gammaitoni, P. Hänggi, P. Jung, and F. Marchesoni, "Stochastic resonance," Rev. Mod. Phys. 70, 223 (1998).</w:t>
+        <w:t>[1] L. Gammaitoni, P. Hänggi, P. Jung, and F. Marchesoni, “Stochastic resonance,” Rev. Mod. Phys. 70, 223 (1998).</w:t>
       </w:r>
     </w:p>
     <w:p>
@@ -870,7 +978,7 @@
         <w:spacing w:after="60"/>
       </w:pPr>
       <w:r>
-        <w:t>[2] M. D. McDonnell and D. Abbott, "What is stochastic resonance? Definitions, misconceptions, debates, and its relevance to biology," PLoS Comput. Biol. 5, e1000348 (2009).</w:t>
+        <w:t>[2] M. D. McDonnell and D. Abbott, “What is stochastic resonance? Definitions, misconceptions, debates, and its relevance to biology,” PLoS Comput. Biol. 5, e1000348 (2009).</w:t>
       </w:r>
     </w:p>
     <w:p>
@@ -878,7 +986,7 @@
         <w:spacing w:after="60"/>
       </w:pPr>
       <w:r>
-        <w:t>[3] A. R. Bulsara and L. Gammaitoni, "Tuning in to noise," Phys. Today 49, 39 (1996).</w:t>
+        <w:t>[3] A. R. Bulsara and L. Gammaitoni, “Tuning in to noise,” Phys. Today 49, 39 (1996).</w:t>
       </w:r>
     </w:p>
     <w:p>
@@ -886,7 +994,7 @@
         <w:spacing w:after="60"/>
       </w:pPr>
       <w:r>
-        <w:t>[4] R. Benzi, A. Sutera, and A. Vulpiani, "The mechanism of stochastic resonance," J. Phys. A: Math. Gen. 14, L453 (1981).</w:t>
+        <w:t>[4] R. Benzi, A. Sutera, and A. Vulpiani, “The mechanism of stochastic resonance,” J. Phys. A: Math. Gen. 14, L453 (1981).</w:t>
       </w:r>
     </w:p>
     <w:p>
@@ -894,7 +1002,7 @@
         <w:spacing w:after="60"/>
       </w:pPr>
       <w:r>
-        <w:t>[5] K. Wiesenfeld and F. Moss, "Stochastic resonance and the benefits of noise: from ice ages to crayfish and SQUIDs," Nature 373, 33 (1995).</w:t>
+        <w:t>[5] K. Wiesenfeld and F. Moss, “Stochastic resonance and the benefits of noise: from ice ages to crayfish and SQUIDs,” Nature 373, 33 (1995).</w:t>
       </w:r>
     </w:p>
     <w:p>
@@ -910,7 +1018,7 @@
         <w:spacing w:after="60"/>
       </w:pPr>
       <w:r>
-        <w:t>[7] B. Widrow, J. R. Glover, Jr., J. M. McCool, J. Kaunitz, C. S. Williams, R. H. Hearn, J. R. Zeidler, E. Dong, Jr., and R. C. Goodlin, "Adaptive noise cancelling: Principles and applications," Proc. IEEE 63, 1692 (1975).</w:t>
+        <w:t>[7] B. Widrow, J. R. Glover, Jr., J. M. McCool, J. Kaunitz, C. S. Williams, R. H. Hearn, J. R. Zeidler, E. Dong, Jr., and R. C. Goodlin, “Adaptive noise cancelling: Principles and applications,” Proc. IEEE 63, 1692 (1975).</w:t>
       </w:r>
     </w:p>
     <w:p>
@@ -926,7 +1034,7 @@
         <w:spacing w:after="60"/>
       </w:pPr>
       <w:r>
-        <w:t>[9] G. E. Karniadakis, I. G. Kevrekidis, L. Lu, P. Perdikaris, S. Wang, and L. Yang, "Physics-informed machine learning," Nat. Rev. Phys. 3, 422 (2021).</w:t>
+        <w:t>[9] G. E. Karniadakis, I. G. Kevrekidis, L. Lu, P. Perdikaris, S. Wang, and L. Yang, “Physics-informed machine learning,” Nat. Rev. Phys. 3, 422 (2021).</w:t>
       </w:r>
     </w:p>
     <w:p>
@@ -934,7 +1042,7 @@
         <w:spacing w:after="60"/>
       </w:pPr>
       <w:r>
-        <w:t>[10] G. Gallego, T. Delbrück, G. Orchard, C. Bartolozzi, B. Taba, A. Censi, S. Leutenegger, A. J. Davison, J. Conradt, K. Daniilidis, and D. Scaramuzza, "Event-based vision: A survey," IEEE Trans. Pattern Anal. Mach. Intell. 44, 154 (2022).</w:t>
+        <w:t>[10] G. Gallego, T. Delbrück, G. Orchard, C. Bartolozzi, B. Taba, A. Censi, S. Leutenegger, A. J. Davison, J. Conradt, K. Daniilidis, and D. Scaramuzza, “Event-based vision: A survey,” IEEE Trans. Pattern Anal. Mach. Intell. 44, 154 (2022).</w:t>
       </w:r>
     </w:p>
     <w:p>
@@ -942,7 +1050,7 @@
         <w:spacing w:after="60"/>
       </w:pPr>
       <w:r>
-        <w:t>[11] R. H. Hadfield, "Single-photon detectors for optical quantum information applications," Nat. Photonics 3, 696 (2009).</w:t>
+        <w:t>[11] R. H. Hadfield, “Single-photon detectors for optical quantum information applications,” Nat. Photonics 3, 696 (2009).</w:t>
       </w:r>
     </w:p>
     <w:p>
@@ -950,7 +1058,7 @@
         <w:spacing w:after="60"/>
       </w:pPr>
       <w:r>
-        <w:t>[12] G. Indiveri, B. Linares-Barranco, T. J. Hamilton, A. van Schaik, R. Etienne-Cummings, T. Delbruck, S.-C. Liu, P. Dudek, P. Häfliger, S. Renaud, J. Schemmel, G. Cauwenberghs, J. Arthur, K. Hynna, F. Folowosele, S. Saïghi, T. Serrano-Gotarredona, J. Wijekoon, Y. Wang, and K. Boahen, "Neuromorphic silicon neuron circuits," Front. Neurosci. 5, 73 (2011).</w:t>
+        <w:t>[12] G. Indiveri, B. Linares-Barranco, T. J. Hamilton, A. van Schaik, R. Etienne-Cummings, T. Delbruck, S.-C. Liu, P. Dudek, P. Häfliger, S. Renaud, J. Schemmel, G. Cauwenberghs, J. Arthur, K. Hynna, F. Folowosele, S. Saïghi, T. Serrano-Gotarredona, J. Wijekoon, Y. Wang, and K. Boahen, “Neuromorphic silicon neuron circuits,” Front. Neurosci. 5, 73 (2011).</w:t>
       </w:r>
     </w:p>
     <w:p>
@@ -958,7 +1066,7 @@
         <w:spacing w:after="60"/>
       </w:pPr>
       <w:r>
-        <w:t>[13] C. Posch, T. Serrano-Gotarredona, B. Linares-Barranco, and T. Delbruck, "Retinomorphic event-based vision sensors: Bioinspired cameras with spiking output," Proc. IEEE 102, 1470 (2014).</w:t>
+        <w:t>[13] C. Posch, T. Serrano-Gotarredona, B. Linares-Barranco, and T. Delbruck, “Retinomorphic event-based vision sensors: Bioinspired cameras with spiking output,” Proc. IEEE 102, 1470 (2014).</w:t>
       </w:r>
     </w:p>
     <w:p>
@@ -966,7 +1074,7 @@
         <w:spacing w:after="60"/>
       </w:pPr>
       <w:r>
-        <w:t>[14] T. Finateu et al., "A 1280×720 back-illuminated stacked temporal contrast event-based vision sensor with 4.86 µm pixels, 1.066 GEPS readout, programmable event-rate controller and compressive data-formatting pipeline," in IEEE ISSCC Dig. Tech. Papers (2020), pp. 112–114.</w:t>
+        <w:t>[14] R. Graça and T. Delbruck, “Unraveling the paradox of intensity-dependent DVS pixel noise,” preprint arXiv:2304.04019 (2023).</w:t>
       </w:r>
     </w:p>
     <w:p>
@@ -974,7 +1082,7 @@
         <w:spacing w:after="60"/>
       </w:pPr>
       <w:r>
-        <w:t>[15] [Previous work on PI-DC-DVS framework — self-citation to be added upon submission.]</w:t>
+        <w:t>[15] B. McReynolds, R. Graça, and T. Delbruck, “Characterization of event camera noise with a once-in-a-lifetime photon,” preprint arXiv:2304.03494 (2023).</w:t>
       </w:r>
     </w:p>
     <w:p>
@@ -982,7 +1090,7 @@
         <w:spacing w:after="60"/>
       </w:pPr>
       <w:r>
-        <w:t>[16] G. Cohen and E. Tromeur, "Event-based sensing for space situational awareness," J. Astronaut. Sci. 66, 125 (2019).</w:t>
+        <w:t>[16] R. Graça and T. Delbruck, “A large-signal theory for the differential DVS pixel,” preprint arXiv:2505.07386 (2025).</w:t>
       </w:r>
     </w:p>
     <w:p>
@@ -990,7 +1098,7 @@
         <w:spacing w:after="60"/>
       </w:pPr>
       <w:r>
-        <w:t>[17] B. Kosko and S. Mitaim, "Stochastic resonance in noisy threshold neurons," Neural Netw. 16, 755 (2003).</w:t>
+        <w:t>[17] G. Vajente, Y. Huang, M. Isi, J. C. Driggers, J. S. Kissel, M. J. Szczepanczyk, and S. Vitale, “Machine-learning nonstationary noise out of gravitational-wave detectors,” Phys. Rev. D 101, 042003 (2020).</w:t>
       </w:r>
     </w:p>
     <w:p>
@@ -998,7 +1106,7 @@
         <w:spacing w:after="60"/>
       </w:pPr>
       <w:r>
-        <w:t>[18] S. Mitaim and B. Kosko, "Adaptive stochastic resonance in noisy neurons based on mutual information," IEEE Trans. Neural Netw. 15, 1526 (2004).</w:t>
+        <w:t>[18] R. Essick, P. Godwin, C. Hanna, L. Blackburn, and E. Katsavounidis, “iDQ: Statistical inference of non-astrophysical noise transients in gravitational-wave detectors with auxiliary channel data,” Mach. Learn.: Sci. Technol. 2, 015004 (2021).</w:t>
       </w:r>
     </w:p>
     <w:p>
@@ -1006,7 +1114,7 @@
         <w:spacing w:after="60"/>
       </w:pPr>
       <w:r>
-        <w:t>[19] N. G. Stocks, "Information transmission in parallel threshold networks: Suprathreshold stochastic resonance," Phys. Rev. E 63, 041114 (2001).</w:t>
+        <w:t>[19] S. Afshar, N. Hamilton, L. Davis, A. van Schaik, and G. Cohen, “Event-based object detection and tracking for space situational awareness,” preprint arXiv:1911.08730 (2019).</w:t>
       </w:r>
     </w:p>
     <w:p>
@@ -1014,7 +1122,7 @@
         <w:spacing w:after="60"/>
       </w:pPr>
       <w:r>
-        <w:t>[20] R. Milo, S. Shen-Orr, S. Itzkovitz, N. Kashtan, D. Chklovskii, and U. Alon, "Network motifs: Simple building blocks of complex networks," Science 298, 824 (2002).</w:t>
+        <w:t>[20] T. Delbruck, “Frame-free dynamic digital vision,” in Proc. Intl. Symp. on Secure-Life Electronics (2008), pp. 21–26.</w:t>
       </w:r>
     </w:p>
     <w:p>
@@ -1022,7 +1130,7 @@
         <w:spacing w:after="60"/>
       </w:pPr>
       <w:r>
-        <w:t>[21] N. Gisin, G. Ribordy, W. Tittel, and H. Zbinden, "Quantum cryptography," Rev. Mod. Phys. 74, 145 (2002).</w:t>
+        <w:t>[21] B. Kosko and S. Mitaim, “Stochastic resonance in noisy threshold neurons,” Neural Netw. 16, 755 (2003).</w:t>
       </w:r>
     </w:p>
     <w:p>
@@ -1030,7 +1138,7 @@
         <w:spacing w:after="60"/>
       </w:pPr>
       <w:r>
-        <w:t>[22] M. A. Richards, J. A. Scheer, and W. A. Holm, Principles of Modern Radar: Basic Principles (SciTech Publishing, 2010).</w:t>
+        <w:t>[22] S. Mitaim and B. Kosko, “Adaptive stochastic resonance in noisy neurons based on mutual information,” IEEE Trans. Neural Netw. 15, 1526 (2004).</w:t>
       </w:r>
     </w:p>
     <w:p>
@@ -1038,7 +1146,39 @@
         <w:spacing w:after="60"/>
       </w:pPr>
       <w:r>
-        <w:t>[23] P. Hänggi, "Stochastic resonance in biology: How noise can enhance detection of weak signals and help improve biological information processing," ChemPhysChem 3, 285 (2002).</w:t>
+        <w:t>[23] N. G. Stocks, “Information transmission in parallel threshold networks: Suprathreshold stochastic resonance,” Phys. Rev. E 63, 041114 (2001).</w:t>
+      </w:r>
+    </w:p>
+    <w:p>
+      <w:pPr>
+        <w:spacing w:after="60"/>
+      </w:pPr>
+      <w:r>
+        <w:t>[24] P. Hänggi, “Stochastic resonance in biology: How noise can enhance detection of weak signals and help improve biological information processing,” ChemPhysChem 3, 285 (2002).</w:t>
+      </w:r>
+    </w:p>
+    <w:p>
+      <w:pPr>
+        <w:spacing w:after="60"/>
+      </w:pPr>
+      <w:r>
+        <w:t>[25] N. Gisin, G. Ribordy, W. Tittel, and H. Zbinden, “Quantum cryptography,” Rev. Mod. Phys. 74, 145 (2002).</w:t>
+      </w:r>
+    </w:p>
+    <w:p>
+      <w:pPr>
+        <w:spacing w:after="60"/>
+      </w:pPr>
+      <w:r>
+        <w:t>[26] M. A. Richards, J. A. Scheer, and W. A. Holm, Principles of Modern Radar: Basic Principles (SciTech Publishing, 2010).</w:t>
+      </w:r>
+    </w:p>
+    <w:p>
+      <w:pPr>
+        <w:spacing w:after="60"/>
+      </w:pPr>
+      <w:r>
+        <w:t>[27] T. Finateu et al., “A 1280×720 back-illuminated stacked temporal contrast event-based vision sensor with 4.86 µm pixels, 1.066 GEPS readout, programmable event-rate controller and compressive data-formatting pipeline,” in IEEE ISSCC Dig. Tech. Papers (2020), pp. 112–114.</w:t>
       </w:r>
     </w:p>
     <w:sectPr>

--- a/sr_ancova_framework/pre_submission/manuscript_pre.docx
+++ b/sr_ancova_framework/pre_submission/manuscript_pre.docx
@@ -206,6 +206,58 @@
     </w:p>
     <w:p>
       <w:pPr>
+        <w:spacing w:before="240"/>
+        <w:jc w:val="center"/>
+      </w:pPr>
+      <w:r>
+        <w:drawing>
+          <wp:inline xmlns:a="http://schemas.openxmlformats.org/drawingml/2006/main" xmlns:pic="http://schemas.openxmlformats.org/drawingml/2006/picture">
+            <wp:extent cx="4114800" cy="3107094"/>
+            <wp:docPr id="2" name="Picture 2"/>
+            <wp:cNvGraphicFramePr>
+              <a:graphicFrameLocks noChangeAspect="1"/>
+            </wp:cNvGraphicFramePr>
+            <a:graphic>
+              <a:graphicData uri="http://schemas.openxmlformats.org/drawingml/2006/picture">
+                <pic:pic>
+                  <pic:nvPicPr>
+                    <pic:cNvPr id="0" name="fig2_sr_curves.png"/>
+                    <pic:cNvPicPr/>
+                  </pic:nvPicPr>
+                  <pic:blipFill>
+                    <a:blip r:embed="rId10"/>
+                    <a:stretch>
+                      <a:fillRect/>
+                    </a:stretch>
+                  </pic:blipFill>
+                  <pic:spPr>
+                    <a:xfrm>
+                      <a:off x="0" y="0"/>
+                      <a:ext cx="4114800" cy="3107094"/>
+                    </a:xfrm>
+                    <a:prstGeom prst="rect"/>
+                  </pic:spPr>
+                </pic:pic>
+              </a:graphicData>
+            </a:graphic>
+          </wp:inline>
+        </w:drawing>
+      </w:r>
+    </w:p>
+    <w:p>
+      <w:pPr>
+        <w:spacing w:before="120" w:after="240"/>
+        <w:jc w:val="left"/>
+      </w:pPr>
+      <w:r>
+        <w:rPr>
+          <w:sz w:val="18"/>
+        </w:rPr>
+        <w:t>FIG. 2. Stochastic resonance curves for a threshold detector (A/θ = 0.3). Solid lines: analytical SNR from two-state theory [Eq. (1)]. Black circles with error bars: Monte Carlo validation (15 trials per point). Covariate adjustment shifts the SR peak rightward, meaning the detector tolerates more input noise when a good noise model is available.</w:t>
+      </w:r>
+    </w:p>
+    <w:p>
+      <w:pPr>
         <w:pStyle w:val="Heading2"/>
       </w:pPr>
       <w:r>
@@ -312,6 +364,58 @@
     </w:p>
     <w:p>
       <w:pPr>
+        <w:spacing w:before="240"/>
+        <w:jc w:val="center"/>
+      </w:pPr>
+      <w:r>
+        <w:drawing>
+          <wp:inline xmlns:a="http://schemas.openxmlformats.org/drawingml/2006/main" xmlns:pic="http://schemas.openxmlformats.org/drawingml/2006/picture">
+            <wp:extent cx="5029200" cy="2149051"/>
+            <wp:docPr id="3" name="Picture 3"/>
+            <wp:cNvGraphicFramePr>
+              <a:graphicFrameLocks noChangeAspect="1"/>
+            </wp:cNvGraphicFramePr>
+            <a:graphic>
+              <a:graphicData uri="http://schemas.openxmlformats.org/drawingml/2006/picture">
+                <pic:pic>
+                  <pic:nvPicPr>
+                    <pic:cNvPr id="0" name="fig5_optimal_rho.png"/>
+                    <pic:cNvPicPr/>
+                  </pic:nvPicPr>
+                  <pic:blipFill>
+                    <a:blip r:embed="rId11"/>
+                    <a:stretch>
+                      <a:fillRect/>
+                    </a:stretch>
+                  </pic:blipFill>
+                  <pic:spPr>
+                    <a:xfrm>
+                      <a:off x="0" y="0"/>
+                      <a:ext cx="5029200" cy="2149051"/>
+                    </a:xfrm>
+                    <a:prstGeom prst="rect"/>
+                  </pic:spPr>
+                </pic:pic>
+              </a:graphicData>
+            </a:graphic>
+          </wp:inline>
+        </w:drawing>
+      </w:r>
+    </w:p>
+    <w:p>
+      <w:pPr>
+        <w:spacing w:before="120" w:after="240"/>
+        <w:jc w:val="left"/>
+      </w:pPr>
+      <w:r>
+        <w:rPr>
+          <w:sz w:val="18"/>
+        </w:rPr>
+        <w:t>FIG. 5. (a) Optimal noise model accuracy ρ* versus input noise. Yellow shading: SR regime (σ &lt; θ) where ρ* = 0. Blue shading: excess noise regime (σ &gt; θ) where ρ* = √(1 − θ²/σ²). Dashed line: analytical prediction. (b) Peak SNR improvement at optimal ρ* grows exponentially with input noise, reaching ~100× at σ/θ = 4.</w:t>
+      </w:r>
+    </w:p>
+    <w:p>
+      <w:pPr>
         <w:pStyle w:val="Heading1"/>
       </w:pPr>
       <w:r>
@@ -340,58 +444,6 @@
     </w:p>
     <w:p>
       <w:pPr>
-        <w:spacing w:before="240"/>
-        <w:jc w:val="center"/>
-      </w:pPr>
-      <w:r>
-        <w:drawing>
-          <wp:inline xmlns:a="http://schemas.openxmlformats.org/drawingml/2006/main" xmlns:pic="http://schemas.openxmlformats.org/drawingml/2006/picture">
-            <wp:extent cx="4114800" cy="3107094"/>
-            <wp:docPr id="2" name="Picture 2"/>
-            <wp:cNvGraphicFramePr>
-              <a:graphicFrameLocks noChangeAspect="1"/>
-            </wp:cNvGraphicFramePr>
-            <a:graphic>
-              <a:graphicData uri="http://schemas.openxmlformats.org/drawingml/2006/picture">
-                <pic:pic>
-                  <pic:nvPicPr>
-                    <pic:cNvPr id="0" name="fig2_sr_curves.png"/>
-                    <pic:cNvPicPr/>
-                  </pic:nvPicPr>
-                  <pic:blipFill>
-                    <a:blip r:embed="rId10"/>
-                    <a:stretch>
-                      <a:fillRect/>
-                    </a:stretch>
-                  </pic:blipFill>
-                  <pic:spPr>
-                    <a:xfrm>
-                      <a:off x="0" y="0"/>
-                      <a:ext cx="4114800" cy="3107094"/>
-                    </a:xfrm>
-                    <a:prstGeom prst="rect"/>
-                  </pic:spPr>
-                </pic:pic>
-              </a:graphicData>
-            </a:graphic>
-          </wp:inline>
-        </w:drawing>
-      </w:r>
-    </w:p>
-    <w:p>
-      <w:pPr>
-        <w:spacing w:before="120" w:after="240"/>
-        <w:jc w:val="left"/>
-      </w:pPr>
-      <w:r>
-        <w:rPr>
-          <w:sz w:val="18"/>
-        </w:rPr>
-        <w:t>FIG. 2. Stochastic resonance curves for a threshold detector (A/θ = 0.3). Solid lines: analytical SNR from two-state theory [Eq. (1)]. Black circles with error bars: Monte Carlo validation (15 trials per point). Covariate adjustment shifts the SR peak rightward, meaning the detector tolerates more input noise when a good noise model is available.</w:t>
-      </w:r>
-    </w:p>
-    <w:p>
-      <w:pPr>
         <w:pStyle w:val="Heading2"/>
       </w:pPr>
       <w:r>
@@ -413,7 +465,7 @@
         <w:drawing>
           <wp:inline xmlns:a="http://schemas.openxmlformats.org/drawingml/2006/main" xmlns:pic="http://schemas.openxmlformats.org/drawingml/2006/picture">
             <wp:extent cx="5029200" cy="2163257"/>
-            <wp:docPr id="3" name="Picture 3"/>
+            <wp:docPr id="4" name="Picture 4"/>
             <wp:cNvGraphicFramePr>
               <a:graphicFrameLocks noChangeAspect="1"/>
             </wp:cNvGraphicFramePr>
@@ -425,7 +477,7 @@
                     <pic:cNvPicPr/>
                   </pic:nvPicPr>
                   <pic:blipFill>
-                    <a:blip r:embed="rId11"/>
+                    <a:blip r:embed="rId12"/>
                     <a:stretch>
                       <a:fillRect/>
                     </a:stretch>
@@ -465,7 +517,7 @@
         <w:drawing>
           <wp:inline xmlns:a="http://schemas.openxmlformats.org/drawingml/2006/main" xmlns:pic="http://schemas.openxmlformats.org/drawingml/2006/picture">
             <wp:extent cx="3474720" cy="3563035"/>
-            <wp:docPr id="4" name="Picture 4"/>
+            <wp:docPr id="5" name="Picture 5"/>
             <wp:cNvGraphicFramePr>
               <a:graphicFrameLocks noChangeAspect="1"/>
             </wp:cNvGraphicFramePr>
@@ -477,7 +529,7 @@
                     <pic:cNvPicPr/>
                   </pic:nvPicPr>
                   <pic:blipFill>
-                    <a:blip r:embed="rId12"/>
+                    <a:blip r:embed="rId13"/>
                     <a:stretch>
                       <a:fillRect/>
                     </a:stretch>
@@ -520,58 +572,6 @@
       <w:pPr/>
       <w:r>
         <w:t>Figure 5 presents the central result of this work. Panel (a) shows the numerically determined optimal ρ* as a function of input noise, confirming the analytical prediction ρ* = √(1 − θ²/σ²) (dashed line). The transition at σ = θ is sharp: below this threshold, no adjustment is optimal; above it, the optimal adjustment increases rapidly. Panel (b) shows that the SNR gain at optimal ρ* grows exponentially with input noise, reaching factors of ~100× at σ/θ = 4. This exponential scaling underscores the practical importance of covariate adjustment in high-noise environments, which are typical for many sensor applications.</w:t>
-      </w:r>
-    </w:p>
-    <w:p>
-      <w:pPr>
-        <w:spacing w:before="240"/>
-        <w:jc w:val="center"/>
-      </w:pPr>
-      <w:r>
-        <w:drawing>
-          <wp:inline xmlns:a="http://schemas.openxmlformats.org/drawingml/2006/main" xmlns:pic="http://schemas.openxmlformats.org/drawingml/2006/picture">
-            <wp:extent cx="5029200" cy="2149051"/>
-            <wp:docPr id="5" name="Picture 5"/>
-            <wp:cNvGraphicFramePr>
-              <a:graphicFrameLocks noChangeAspect="1"/>
-            </wp:cNvGraphicFramePr>
-            <a:graphic>
-              <a:graphicData uri="http://schemas.openxmlformats.org/drawingml/2006/picture">
-                <pic:pic>
-                  <pic:nvPicPr>
-                    <pic:cNvPr id="0" name="fig5_optimal_rho.png"/>
-                    <pic:cNvPicPr/>
-                  </pic:nvPicPr>
-                  <pic:blipFill>
-                    <a:blip r:embed="rId13"/>
-                    <a:stretch>
-                      <a:fillRect/>
-                    </a:stretch>
-                  </pic:blipFill>
-                  <pic:spPr>
-                    <a:xfrm>
-                      <a:off x="0" y="0"/>
-                      <a:ext cx="5029200" cy="2149051"/>
-                    </a:xfrm>
-                    <a:prstGeom prst="rect"/>
-                  </pic:spPr>
-                </pic:pic>
-              </a:graphicData>
-            </a:graphic>
-          </wp:inline>
-        </w:drawing>
-      </w:r>
-    </w:p>
-    <w:p>
-      <w:pPr>
-        <w:spacing w:before="120" w:after="240"/>
-        <w:jc w:val="left"/>
-      </w:pPr>
-      <w:r>
-        <w:rPr>
-          <w:sz w:val="18"/>
-        </w:rPr>
-        <w:t>FIG. 5. (a) Optimal noise model accuracy ρ* versus input noise. Yellow shading: SR regime (σ &lt; θ) where ρ* = 0. Blue shading: excess noise regime (σ &gt; θ) where ρ* = √(1 − θ²/σ²). Dashed line: analytical prediction. (b) Peak SNR improvement at optimal ρ* grows exponentially with input noise, reaching ~100× at σ/θ = 4.</w:t>
       </w:r>
     </w:p>
     <w:p>
@@ -917,7 +917,7 @@
     <w:p>
       <w:pPr/>
       <w:r>
-        <w:t>Beyond event-based sensors, the covariate-adjusted SR principle applies to any system where (i) a threshold or nonlinearity mediates signal detection and (ii) the noise has observable structure. Examples include neural spike detection in electrophysiology [24], quantum key distribution in noisy channels [25], radar target detection in clutter [26], and molecular detection at the single-molecule level [27]. In each case, the key question — “how much noise should we remove?” — has the same answer: reduce the effective noise to the SR optimum, and no further.</w:t>
+        <w:t>Beyond event-based sensors, the covariate-adjusted SR principle applies to any system where (i) a threshold or nonlinearity mediates signal detection and (ii) the noise has observable structure. Examples include neural spike detection in electrophysiology [24], quantum key distribution in noisy channels [25], radar target detection in clutter [26], and ion channel current sensing at the single-molecule level [27]. In each case, the key question — “how much noise should we remove?” — has the same answer: reduce the effective noise to the SR optimum, and no further.</w:t>
       </w:r>
     </w:p>
     <w:p>
@@ -938,6 +938,20 @@
       <w:pPr/>
       <w:r>
         <w:t>The framework is validated through simulations and demonstrated on DVS astronomical data, where a physics-informed noise model based on circuit-level DVS pixel theory provides the covariate structure. The Fano-factor-based noise classification achieves ROC-AUC = 0.866 on the EBSSA dataset with 93.9% signal preservation and a mean SNR improvement of 5.4×, consistent with the theoretical predictions for the excess noise regime. The principle — reduce noise to the SR optimum, not to zero — offers a quantitative design criterion for any threshold-based detection system operating in noisy environments.</w:t>
+      </w:r>
+    </w:p>
+    <w:p>
+      <w:pPr>
+        <w:pStyle w:val="Heading1"/>
+      </w:pPr>
+      <w:r>
+        <w:t>DATA AVAILABILITY STATEMENT</w:t>
+      </w:r>
+    </w:p>
+    <w:p>
+      <w:pPr/>
+      <w:r>
+        <w:t>The simulation code and scripts used to generate all figures and the manuscript are publicly available at https://github.com/bougtoir/sr-ancova-framework. The EBSSA dataset used for the DVS application (Sec. IV) is publicly available via the Tonic library [19].</w:t>
       </w:r>
     </w:p>
     <w:p>
@@ -1178,7 +1192,7 @@
         <w:spacing w:after="60"/>
       </w:pPr>
       <w:r>
-        <w:t>[27] T. Finateu et al., “A 1280×720 back-illuminated stacked temporal contrast event-based vision sensor with 4.86 µm pixels, 1.066 GEPS readout, programmable event-rate controller and compressive data-formatting pipeline,” in IEEE ISSCC Dig. Tech. Papers (2020), pp. 112–114.</w:t>
+        <w:t>[27] S. M. Bezrukov and I. Vodyanoy, “Noise-induced enhancement of signal transduction across voltage-dependent ion channels,” Nature 378, 362 (1995).</w:t>
       </w:r>
     </w:p>
     <w:sectPr>

--- a/sr_ancova_framework/pre_submission/manuscript_pre.docx
+++ b/sr_ancova_framework/pre_submission/manuscript_pre.docx
@@ -339,7 +339,7 @@
     <w:p>
       <w:pPr/>
       <w:r>
-        <w:t>This result has a clear physical interpretation (Fig. 5a). When the input noise is at or below the SR optimum (σ ≤ θ), the system is already operating at peak efficiency; any noise removal moves the operating point away from the optimum and degrades the SNR. In this SR regime, the optimal strategy is to leave the noise untouched (ρ* = 0). When the input noise exceeds the SR optimum (σ &gt; θ), the system is in the excess noise regime, and covariate adjustment should reduce the effective noise precisely to the SR optimum: σ_eff = σ√(1 − ρ*²) = θ.</w:t>
+        <w:t>This result has a clear physical interpretation (Fig. 3a). When the input noise is at or below the SR optimum (σ ≤ θ), the system is already operating at peak efficiency; any noise removal moves the operating point away from the optimum and degrades the SNR. In this SR regime, the optimal strategy is to leave the noise untouched (ρ* = 0). When the input noise exceeds the SR optimum (σ &gt; θ), the system is in the excess noise regime, and covariate adjustment should reduce the effective noise precisely to the SR optimum: σ_eff = σ√(1 − ρ*²) = θ.</w:t>
       </w:r>
     </w:p>
     <w:p>
@@ -359,7 +359,7 @@
     <w:p>
       <w:pPr/>
       <w:r>
-        <w:t>which grows as ~exp(2σ²/θ²) for σ ≫ θ (Fig. 5b). This exponential growth reflects the severe penalty of operating far above the SR optimum and the correspondingly large benefit of covariate adjustment in high-noise environments.</w:t>
+        <w:t>which grows as ~exp(2σ²/θ²) for σ ≫ θ (Fig. 3b). This exponential growth reflects the severe penalty of operating far above the SR optimum and the correspondingly large benefit of covariate adjustment in high-noise environments.</w:t>
       </w:r>
     </w:p>
     <w:p>
@@ -379,7 +379,7 @@
               <a:graphicData uri="http://schemas.openxmlformats.org/drawingml/2006/picture">
                 <pic:pic>
                   <pic:nvPicPr>
-                    <pic:cNvPr id="0" name="fig5_optimal_rho.png"/>
+                    <pic:cNvPr id="0" name="fig3_optimal_rho.png"/>
                     <pic:cNvPicPr/>
                   </pic:nvPicPr>
                   <pic:blipFill>
@@ -411,7 +411,7 @@
         <w:rPr>
           <w:sz w:val="18"/>
         </w:rPr>
-        <w:t>FIG. 5. (a) Optimal noise model accuracy ρ* versus input noise. Yellow shading: SR regime (σ &lt; θ) where ρ* = 0. Blue shading: excess noise regime (σ &gt; θ) where ρ* = √(1 − θ²/σ²). Dashed line: analytical prediction. (b) Peak SNR improvement at optimal ρ* grows exponentially with input noise, reaching ~100× at σ/θ = 4.</w:t>
+        <w:t>FIG. 3. (a) Optimal noise model accuracy ρ* versus input noise. Yellow shading: SR regime (σ &lt; θ) where ρ* = 0. Blue shading: excess noise regime (σ &gt; θ) where ρ* = √(1 − θ²/σ²). Dashed line: analytical prediction. (b) Peak SNR improvement at optimal ρ* grows exponentially with input noise, reaching ~100× at σ/θ = 4.</w:t>
       </w:r>
     </w:p>
     <w:p>
@@ -453,7 +453,7 @@
     <w:p>
       <w:pPr/>
       <w:r>
-        <w:t>Figure 3 shows the detection probability P_D and false alarm probability P_FA as functions of input noise for A/θ = 0.4. Both probabilities decrease with increasing ρ at any fixed input noise level, because covariate adjustment reduces the effective noise that drives threshold crossings. The detection advantage of adjustment becomes apparent in the ROC representation (Fig. 4), where the relevant metric is P_D at a given P_FA. In the excess noise regime (σ/θ = 1.5), higher ρ produces ROC curves that are progressively further above the chance diagonal, indicating improved discriminability between signal and noise.</w:t>
+        <w:t>Figure 4 shows the detection probability P_D and false alarm probability P_FA as functions of input noise for A/θ = 0.4. Both probabilities decrease with increasing ρ at any fixed input noise level, because covariate adjustment reduces the effective noise that drives threshold crossings. The detection advantage of adjustment becomes apparent in the ROC representation (Fig. 5), where the relevant metric is P_D at a given P_FA. In the excess noise regime (σ/θ = 1.5), higher ρ produces ROC curves that are progressively further above the chance diagonal, indicating improved discriminability between signal and noise.</w:t>
       </w:r>
     </w:p>
     <w:p>
@@ -473,7 +473,7 @@
               <a:graphicData uri="http://schemas.openxmlformats.org/drawingml/2006/picture">
                 <pic:pic>
                   <pic:nvPicPr>
-                    <pic:cNvPr id="0" name="fig3_detection_probability.png"/>
+                    <pic:cNvPr id="0" name="fig4_detection_probability.png"/>
                     <pic:cNvPicPr/>
                   </pic:nvPicPr>
                   <pic:blipFill>
@@ -505,7 +505,7 @@
         <w:rPr>
           <w:sz w:val="18"/>
         </w:rPr>
-        <w:t>FIG. 3. (a) Detection probability P_D and (b) false alarm probability P_FA versus input noise level for different covariate model accuracies ρ (A/θ = 0.4). Higher ρ suppresses both probabilities by reducing effective noise.</w:t>
+        <w:t>FIG. 4. (a) Detection probability P_D and (b) false alarm probability P_FA versus input noise level for different covariate model accuracies ρ (A/θ = 0.4). Higher ρ suppresses both probabilities by reducing effective noise.</w:t>
       </w:r>
     </w:p>
     <w:p>
@@ -525,7 +525,7 @@
               <a:graphicData uri="http://schemas.openxmlformats.org/drawingml/2006/picture">
                 <pic:pic>
                   <pic:nvPicPr>
-                    <pic:cNvPr id="0" name="fig4_roc_comparison.png"/>
+                    <pic:cNvPr id="0" name="fig5_roc_comparison.png"/>
                     <pic:cNvPicPr/>
                   </pic:nvPicPr>
                   <pic:blipFill>
@@ -557,7 +557,7 @@
         <w:rPr>
           <w:sz w:val="18"/>
         </w:rPr>
-        <w:t>FIG. 4. ROC curves at σ_n/θ = 1.5 (excess noise regime) for different ρ. Covariate adjustment progressively improves detection performance, with ρ = 0.95 achieving near-ideal separation between signal and noise events.</w:t>
+        <w:t>FIG. 5. ROC curves at σ_n/θ = 1.5 (excess noise regime) for different ρ. Covariate adjustment progressively improves detection performance, with ρ = 0.95 achieving near-ideal separation between signal and noise events.</w:t>
       </w:r>
     </w:p>
     <w:p>
@@ -571,7 +571,7 @@
     <w:p>
       <w:pPr/>
       <w:r>
-        <w:t>Figure 5 presents the central result of this work. Panel (a) shows the numerically determined optimal ρ* as a function of input noise, confirming the analytical prediction ρ* = √(1 − θ²/σ²) (dashed line). The transition at σ = θ is sharp: below this threshold, no adjustment is optimal; above it, the optimal adjustment increases rapidly. Panel (b) shows that the SNR gain at optimal ρ* grows exponentially with input noise, reaching factors of ~100× at σ/θ = 4. This exponential scaling underscores the practical importance of covariate adjustment in high-noise environments, which are typical for many sensor applications.</w:t>
+        <w:t>Figure 3 presents the central result of this work. Panel (a) shows the numerically determined optimal ρ* as a function of input noise, confirming the analytical prediction ρ* = √(1 − θ²/σ²) (dashed line). The transition at σ = θ is sharp: below this threshold, no adjustment is optimal; above it, the optimal adjustment increases rapidly. Panel (b) shows that the SNR gain at optimal ρ* grows exponentially with input noise, reaching factors of ~100× at σ/θ = 4. This exponential scaling underscores the practical importance of covariate adjustment in high-noise environments, which are typical for many sensor applications.</w:t>
       </w:r>
     </w:p>
     <w:p>
@@ -585,7 +585,7 @@
     <w:p>
       <w:pPr/>
       <w:r>
-        <w:t>Figure 7 shows the mutual information I(S; E) between the periodic signal and the event stream as a function of input noise. Like the SNR measure, the mutual information exhibits an SR peak that shifts rightward with covariate adjustment. This confirms that the SR effect and the benefits of covariate adjustment are robust to the choice of performance metric and not an artifact of the particular SNR definition used.</w:t>
+        <w:t>Figure 6 shows the mutual information I(S; E) between the periodic signal and the event stream as a function of input noise. Like the SNR measure, the mutual information exhibits an SR peak that shifts rightward with covariate adjustment. This confirms that the SR effect and the benefits of covariate adjustment are robust to the choice of performance metric and not an artifact of the particular SNR definition used.</w:t>
       </w:r>
     </w:p>
     <w:p>
@@ -605,7 +605,7 @@
               <a:graphicData uri="http://schemas.openxmlformats.org/drawingml/2006/picture">
                 <pic:pic>
                   <pic:nvPicPr>
-                    <pic:cNvPr id="0" name="fig7_mutual_information.png"/>
+                    <pic:cNvPr id="0" name="fig6_mutual_information.png"/>
                     <pic:cNvPicPr/>
                   </pic:nvPicPr>
                   <pic:blipFill>
@@ -637,7 +637,7 @@
         <w:rPr>
           <w:sz w:val="18"/>
         </w:rPr>
-        <w:t>FIG. 7. Mutual information I(S; E) between the periodic signal and the event stream. The SR peak shifts rightward with covariate adjustment (ρ = 0.8), consistent with the SNR analysis in Fig. 2.</w:t>
+        <w:t>FIG. 6. Mutual information I(S; E) between the periodic signal and the event stream. The SR peak shifts rightward with covariate adjustment (ρ = 0.8), consistent with the SNR analysis in Fig. 2.</w:t>
       </w:r>
     </w:p>
     <w:p>
@@ -769,7 +769,7 @@
     <w:p>
       <w:pPr/>
       <w:r>
-        <w:t>Figure 6a shows the noise classification performance. The Fano filter achieves ROC-AUC = 0.866 ± 0.107, substantially outperforming both temporal filtering (AUC = 0.534 ± 0.083) and the neural network approach (AUC = 0.546 ± 0.218). The temporal filter achieves the highest raw noise removal rate (85.2%) but at the cost of destroying most signal events (SPR = 21.6%), making it unsuitable for faint-object detection. Figure 6b shows the NRR-SPR trade-off: the Fano filter removes 71.3% of noise events while preserving 93.9% of signal events, occupying the upper-right region of the performance space closest to the ideal point (NRR = 1, SPR = 1).</w:t>
+        <w:t>Figure 7a shows the noise classification performance. The Fano filter achieves ROC-AUC = 0.866 ± 0.107, substantially outperforming both temporal filtering (AUC = 0.534 ± 0.083) and the neural network approach (AUC = 0.546 ± 0.218). The temporal filter achieves the highest raw noise removal rate (85.2%) but at the cost of destroying most signal events (SPR = 21.6%), making it unsuitable for faint-object detection. Figure 7b shows the NRR-SPR trade-off: the Fano filter removes 71.3% of noise events while preserving 93.9% of signal events, occupying the upper-right region of the performance space closest to the ideal point (NRR = 1, SPR = 1).</w:t>
       </w:r>
     </w:p>
     <w:p>
@@ -789,7 +789,7 @@
               <a:graphicData uri="http://schemas.openxmlformats.org/drawingml/2006/picture">
                 <pic:pic>
                   <pic:nvPicPr>
-                    <pic:cNvPr id="0" name="fig6_dvs_application.png"/>
+                    <pic:cNvPr id="0" name="fig7_dvs_application.png"/>
                     <pic:cNvPicPr/>
                   </pic:nvPicPr>
                   <pic:blipFill>
@@ -821,7 +821,7 @@
         <w:rPr>
           <w:sz w:val="18"/>
         </w:rPr>
-        <w:t>FIG. 6. Application to DVS astronomical observation (EBSSA dataset, 20 recordings). (a) Noise classification ROC-AUC: the Fano filter (covariate adjustment) achieves 0.866, far exceeding temporal filtering and neural methods. (b) NRR vs SPR trade-off: the Fano filter preserves 93.9% of signal while removing 71.3% of noise.</w:t>
+        <w:t>FIG. 7. Application to DVS astronomical observation (EBSSA dataset, 20 recordings). (a) Noise classification ROC-AUC: the Fano filter (covariate adjustment) achieves 0.866, far exceeding temporal filtering and neural methods. (b) NRR vs SPR trade-off: the Fano filter preserves 93.9% of signal while removing 71.3% of noise.</w:t>
       </w:r>
     </w:p>
     <w:p>
@@ -841,7 +841,7 @@
     <w:p>
       <w:pPr/>
       <w:r>
-        <w:t>In the SR framework, DVS astronomical observations operate firmly in the excess noise regime (σ ≫ θ): the dark current noise rate far exceeds the astronomical signal event rate. The physics-informed covariate model (A5 + Fano filter) effectively achieves ρ ≈ 0.7–0.9 in terms of noise prediction accuracy. According to Fig. 5b, this should yield an SNR improvement of approximately 5–10×, consistent with the measured mean SNR improvement of 5.4× in the EBSSA evaluation. The covariate adjustment does not eliminate noise entirely (NRR = 0.713, not 1.0), which is consistent with the framework’s prediction that over-adjustment in the SR context is suboptimal.</w:t>
+        <w:t>In the SR framework, DVS astronomical observations operate firmly in the excess noise regime (σ ≫ θ): the dark current noise rate far exceeds the astronomical signal event rate. The physics-informed covariate model (A5 + Fano filter) effectively achieves ρ ≈ 0.7–0.9 in terms of noise prediction accuracy. According to Fig. 3b, this should yield an SNR improvement of approximately 5–10×, consistent with the measured mean SNR improvement of 5.4× in the EBSSA evaluation. The covariate adjustment does not eliminate noise entirely (NRR = 0.713, not 1.0), which is consistent with the framework’s prediction that over-adjustment in the SR context is suboptimal.</w:t>
       </w:r>
     </w:p>
     <w:p>

--- a/sr_ancova_framework/pre_submission/manuscript_pre.docx
+++ b/sr_ancova_framework/pre_submission/manuscript_pre.docx
@@ -132,7 +132,7 @@
       <w:r>
         <w:drawing>
           <wp:inline xmlns:a="http://schemas.openxmlformats.org/drawingml/2006/main" xmlns:pic="http://schemas.openxmlformats.org/drawingml/2006/picture">
-            <wp:extent cx="5486400" cy="1578951"/>
+            <wp:extent cx="5486400" cy="1599587"/>
             <wp:docPr id="1" name="Picture 1"/>
             <wp:cNvGraphicFramePr>
               <a:graphicFrameLocks noChangeAspect="1"/>
@@ -153,7 +153,7 @@
                   <pic:spPr>
                     <a:xfrm>
                       <a:off x="0" y="0"/>
-                      <a:ext cx="5486400" cy="1578951"/>
+                      <a:ext cx="5486400" cy="1599587"/>
                     </a:xfrm>
                     <a:prstGeom prst="rect"/>
                   </pic:spPr>

--- a/sr_ancova_framework/pre_submission/manuscript_pre.docx
+++ b/sr_ancova_framework/pre_submission/manuscript_pre.docx
@@ -1088,7 +1088,7 @@
         <w:spacing w:after="60"/>
       </w:pPr>
       <w:r>
-        <w:t>[14] R. Graça and T. Delbruck, “Unraveling the paradox of intensity-dependent DVS pixel noise,” preprint arXiv:2304.04019 (2023).</w:t>
+        <w:t>[14] R. Graça and T. Delbruck, “Unraveling the paradox of intensity-dependent DVS pixel noise,” preprint arXiv:2109.08640 (2021).</w:t>
       </w:r>
     </w:p>
     <w:p>
@@ -1096,7 +1096,7 @@
         <w:spacing w:after="60"/>
       </w:pPr>
       <w:r>
-        <w:t>[15] B. McReynolds, R. Graça, and T. Delbruck, “Characterization of event camera noise with a once-in-a-lifetime photon,” preprint arXiv:2304.03494 (2023).</w:t>
+        <w:t>[15] B. McReynolds, R. Graça, and T. Delbruck, “Exploiting alternating DVS shot noise event pair statistics to reduce background activity rates,” preprint arXiv:2304.03494 (2023).</w:t>
       </w:r>
     </w:p>
     <w:p>
@@ -1104,7 +1104,7 @@
         <w:spacing w:after="60"/>
       </w:pPr>
       <w:r>
-        <w:t>[16] R. Graça and T. Delbruck, “A large-signal theory for the differential DVS pixel,” preprint arXiv:2505.07386 (2025).</w:t>
+        <w:t>[16] R. Graça and T. Delbruck, “Towards a physically realistic computationally efficient DVS pixel model,” preprint arXiv:2505.07386 (2025).</w:t>
       </w:r>
     </w:p>
     <w:p>
@@ -1120,7 +1120,7 @@
         <w:spacing w:after="60"/>
       </w:pPr>
       <w:r>
-        <w:t>[18] R. Essick, P. Godwin, C. Hanna, L. Blackburn, and E. Katsavounidis, “iDQ: Statistical inference of non-astrophysical noise transients in gravitational-wave detectors with auxiliary channel data,” Mach. Learn.: Sci. Technol. 2, 015004 (2021).</w:t>
+        <w:t>[18] R. Essick, P. Godwin, C. Hanna, L. Blackburn, and E. Katsavounidis, “iDQ: Statistical inference of non-Gaussian noise with auxiliary degrees of freedom in gravitational-wave detectors,” Mach. Learn.: Sci. Technol. 2, 015004 (2021).</w:t>
       </w:r>
     </w:p>
     <w:p>
@@ -1128,7 +1128,7 @@
         <w:spacing w:after="60"/>
       </w:pPr>
       <w:r>
-        <w:t>[19] S. Afshar, N. Hamilton, L. Davis, A. van Schaik, and G. Cohen, “Event-based object detection and tracking for space situational awareness,” preprint arXiv:1911.08730 (2019).</w:t>
+        <w:t>[19] S. Afshar, A. P. Nicholson, A. van Schaik, and G. Cohen, “Event-based object detection and tracking for space situational awareness,” preprint arXiv:1911.08730 (2019).</w:t>
       </w:r>
     </w:p>
     <w:p>
@@ -1160,7 +1160,7 @@
         <w:spacing w:after="60"/>
       </w:pPr>
       <w:r>
-        <w:t>[23] N. G. Stocks, “Information transmission in parallel threshold networks: Suprathreshold stochastic resonance,” Phys. Rev. E 63, 041114 (2001).</w:t>
+        <w:t>[23] N. G. Stocks, “Information transmission in parallel threshold arrays: Suprathreshold stochastic resonance,” Phys. Rev. E 63, 041114 (2001).</w:t>
       </w:r>
     </w:p>
     <w:p>

--- a/sr_ancova_framework/pre_submission/manuscript_pre.docx
+++ b/sr_ancova_framework/pre_submission/manuscript_pre.docx
@@ -51,7 +51,7 @@
     <w:p>
       <w:pPr/>
       <w:r>
-        <w:t>Stochastic resonance (SR) — the counterintuitive enhancement of signal detection by noise in nonlinear threshold systems — has been extensively studied in bistable and excitable systems. Independently, covariate adjustment methods from statistical modeling (analogous to analysis of covariance, ANCOVA) provide systematic tools for separating signal from structured noise when the noise depends on observable covariates. Here we unify these two perspectives for threshold-based event detectors. We show analytically that covariate adjustment with noise model correlation ρ reduces the effective noise variance by a factor (1 − ρ²), shifting the operating point on the SR curve. This leads to a central result: there exists an optimal noise model accuracy ρ* = √(1 − θ²/σ²) that maximizes output signal-to-noise ratio, where θ is the detection threshold and σ is the input noise level. When the system operates in the excess noise regime (σ &gt; θ), covariate adjustment is beneficial and the SNR gain grows exponentially with input noise. When the system is already at the SR optimum (σ ≈ θ), any noise removal degrades performance. We validate this framework through Monte Carlo simulations and demonstrate its practical application using dynamic vision sensor (DVS) data from astronomical observations. A physics-informed noise model based on the DVS pixel circuit — incorporating dark current shot noise, background illuminance, and threshold mismatch — provides the covariate structure. The resulting Fano-factor-based noise classification achieves ROC-AUC = 0.866 with 93.9% signal preservation on 20 recordings from the Event-Based Space Situational Awareness dataset, consistent with the theoretical framework’s predictions for the excess noise regime.</w:t>
+        <w:t>Stochastic resonance (SR) allows noise to enhance weak-signal detection in threshold systems: output signal-to-noise ratio (SNR) peaks at an intermediate noise level rather than at zero noise. Separately, covariate adjustment—as in analysis of covariance (ANCOVA)—reduces noise variance by modeling its dependence on observable auxiliary variables. We unify these ideas for threshold-based event detectors. A noise model with correlation ρ to the true noise shrinks the effective variance by (1 − ρ²), shifting the detector’s operating point along the SR curve. Maximizing output SNR over ρ yields an optimal model accuracy ρ* = √(1 − θ²/σ²), where θ is the threshold and σ the noise level. In the excess-noise regime (σ &gt; θ), adjustment helps and the SNR gain grows exponentially with σ; at the SR optimum (σ ≈ θ), any noise removal is counterproductive. Monte Carlo simulations confirm the analytical predictions. As a practical demonstration, we apply the framework to dynamic vision sensor (DVS) astronomical observations, where a circuit-level noise model—parameterized by dark current, background illuminance, and threshold mismatch—supplies the covariate structure. A Fano-factor classifier built on this model achieves ROC-AUC = 0.866 with 93.9% signal preservation across 20 recordings from the Event-Based Space Situational Awareness dataset, matching the theory’s predictions for the excess-noise regime.</w:t>
       </w:r>
     </w:p>
     <w:p>
@@ -65,25 +65,25 @@
     <w:p>
       <w:pPr/>
       <w:r>
-        <w:t>The relationship between noise and signal detection in nonlinear systems presents a fundamental paradox: while noise is conventionally regarded as a nuisance that degrades measurement quality, stochastic resonance (SR) demonstrates that an optimal amount of noise can actually enhance the detection of weak signals in threshold-based systems [1–3]. This phenomenon, first described in the context of paleoclimatic oscillations [4] and subsequently observed across diverse physical, biological, and engineered systems [5], challenges the conventional wisdom that noise should always be minimized.</w:t>
+        <w:t>In threshold-based detectors, noise plays a dual role. At low levels it is innocuous; at high levels it overwhelms the signal. Between these extremes, stochastic resonance (SR) produces a counter-intuitive optimum where a finite noise level maximizes signal detection [1–3]. Discovered in the context of paleoclimatic periodicities [4] and since confirmed in physical, biological, and engineered systems [5], SR implies that indiscriminate noise suppression can be self-defeating.</w:t>
       </w:r>
     </w:p>
     <w:p>
       <w:pPr/>
       <w:r>
-        <w:t>Separately, the field of statistical modeling has long recognized that noise need not be treated as an undifferentiated nuisance variable. Analysis of covariance (ANCOVA) and related regression techniques model noise as a function of observable covariates — temperature, instrumental parameters, environmental conditions — and adjust observations accordingly [6]. The adjusted residuals have reduced variance, improving the precision of downstream inference. This covariate adjustment philosophy has been applied in signal processing contexts including adaptive noise cancellation [7], Wiener filtering [8], and physics-informed denoising [9], though typically without reference to the SR framework.</w:t>
+        <w:t>A complementary tradition treats noise not as a monolithic nuisance but as a structured quantity depending on measurable covariates—temperature, instrumental drift, illumination—which can be modeled and subtracted. This is the logic of analysis of covariance (ANCOVA) [6] and its signal-processing counterparts: adaptive noise cancellation [7], Wiener filtering [8], and physics-informed denoising [9]. In all cases the residual variance shrinks as the noise model improves, yet the SR implications of partial noise removal are seldom discussed.</w:t>
       </w:r>
     </w:p>
     <w:p>
       <w:pPr/>
       <w:r>
-        <w:t>These two perspectives — noise as beneficial resource (SR) and noise as modelable covariate (ANCOVA) — have developed largely in isolation. The SR literature focuses on characterizing the optimal noise level for detection but rarely addresses how to navigate toward that optimum in practice. The denoising literature focuses on removing noise but does not consider whether complete noise removal might be counterproductive in threshold-based systems. This disconnect is particularly relevant for emerging sensor technologies such as dynamic vision sensors (DVS) [10], single-photon detectors [11], and neuromorphic systems [12], all of which employ threshold-based event generation where SR effects are intrinsic.</w:t>
+        <w:t>These two viewpoints have evolved in isolation. SR theory identifies the optimal noise level but offers no prescription for reaching it; denoising methods remove noise without asking whether total removal is desirable. The gap matters for threshold-based sensors now in active development—dynamic vision sensors (DVS) [10], single-photon detectors [11], neuromorphic circuits [12]—all of which fire events by threshold crossing and therefore exhibit intrinsic SR effects.</w:t>
       </w:r>
     </w:p>
     <w:p>
       <w:pPr/>
       <w:r>
-        <w:t>In this paper, we bridge these two perspectives by analyzing how covariate adjustment interacts with stochastic resonance in threshold-based event detectors. We derive an analytical expression for the optimal noise model accuracy — the degree to which noise should be modeled and removed — as a function of the system’s noise-to-threshold ratio. Our central finding is that the optimal strategy is not to remove all modelable noise, but to adjust noise precisely to the SR optimum. We validate this framework through numerical simulations and demonstrate its application to DVS-based astronomical observations, where circuit-level noise physics provides a rich covariate structure amenable to this framework.</w:t>
+        <w:t>Here we connect the two by analyzing covariate adjustment in the presence of SR. For a threshold detector whose noise depends on observable covariates, we derive a closed-form optimal model accuracy—the fraction of noise that should be removed—as a function of the noise-to-threshold ratio. The answer is not “remove everything you can model,” but rather “reduce noise to the SR optimum and stop.” We verify this result via Monte Carlo simulation and illustrate it with DVS astronomical data, where pixel-level noise physics supplies a natural covariate structure.</w:t>
       </w:r>
     </w:p>
     <w:p>
@@ -105,7 +105,7 @@
     <w:p>
       <w:pPr/>
       <w:r>
-        <w:t>We consider a general threshold-based event detector that receives a continuous input x(t) = s(t) + n(t), where s(t) is a deterministic signal and n(t) is zero-mean Gaussian noise with variance σ². The detector generates a binary event stream E(t) according to</w:t>
+        <w:t>Consider a threshold detector receiving x(t) = s(t) + n(t), where s(t) is a deterministic signal and n(t) is zero-mean Gaussian noise with variance σ². The output event stream is</w:t>
       </w:r>
     </w:p>
     <w:p>
@@ -121,7 +121,7 @@
     <w:p>
       <w:pPr/>
       <w:r>
-        <w:t>where θ &gt; 0 is the detection threshold. This model encompasses a wide class of physical detectors including level-crossing detectors, neuronal firing models, Schmitt triggers, single-photon avalanche diodes, and dynamic vision sensor pixels [10, 13]. The signal is assumed subthreshold: A ≡ max|s(t)| &lt; θ, so that events can only occur when noise assists the signal in crossing the threshold (Fig. 1a).</w:t>
+        <w:t>with threshold θ &gt; 0. This encompasses level-crossing detectors, neuronal integrate-and-fire models, Schmitt triggers, single-photon avalanche diodes, and DVS pixels [10, 13]. The signal is subthreshold, A ≡ max|s(t)| &lt; θ, so events occur only when noise assists a threshold crossing (Fig. 1a).</w:t>
       </w:r>
     </w:p>
     <w:p>
@@ -187,7 +187,7 @@
     <w:p>
       <w:pPr/>
       <w:r>
-        <w:t>Following the two-state theory of McNamara and Wiesenfeld [1], the output signal-to-noise ratio of the event stream for a weak periodic signal s(t) = A sin(2πf₀t) can be expressed as</w:t>
+        <w:t>For a weak sinusoid s(t) = A sin(2πf₀t), the two-state theory [1] gives the output SNR of the event stream as</w:t>
       </w:r>
     </w:p>
     <w:p>
@@ -201,7 +201,7 @@
     <w:p>
       <w:pPr/>
       <w:r>
-        <w:t>This function exhibits a single maximum at σ* = θ (Fig. 2), which is the hallmark of stochastic resonance: the output SNR is maximized at an intermediate noise level equal to the detection threshold, independent of the signal amplitude A. For σ &lt; θ, insufficient noise reaches the threshold and events are rare; for σ ≫ θ, events are frequent but dominated by noise with little signal modulation. The optimal regime σ ≈ θ balances these effects, producing events that are both frequent enough and sufficiently signal-correlated (Fig. 1b).</w:t>
+        <w:t>Equation (1) peaks at σ* = θ (Fig. 2), independent of A. Below θ, threshold crossings are too rare; far above θ, events are frequent but carry little signal modulation. At σ ≈ θ the two effects balance, producing a maximally informative event stream (Fig. 1b).</w:t>
       </w:r>
     </w:p>
     <w:p>
@@ -267,7 +267,7 @@
     <w:p>
       <w:pPr/>
       <w:r>
-        <w:t>Suppose the noise n(t) depends on observable covariates z(t) = (z₁(t), …, z_k(t))ᵀ through a parametric model n̂(t) = f(z(t); β). In the ANCOVA analogy, these covariates play the role of confounding variables that are modeled and “adjusted out.” The adjusted observation is</w:t>
+        <w:t>Suppose n(t) depends on observable covariates z(t) = (z₁(t), …, z_k(t))ᵀ through a model n̂(t) = f(z(t); β). Subtracting this estimate—the ANCOVA adjustment—gives</w:t>
       </w:r>
     </w:p>
     <w:p>
@@ -281,7 +281,7 @@
     <w:p>
       <w:pPr/>
       <w:r>
-        <w:t>where ε(t) = n(t) − n̂(t) is the residual noise. If the noise model achieves correlation ρ = Corr(n̂, n), then</w:t>
+        <w:t>where ε(t) = n(t) − n̂(t) is the residual. If the model achieves correlation ρ = Corr(n̂, n) with the true noise, then</w:t>
       </w:r>
     </w:p>
     <w:p>
@@ -295,7 +295,7 @@
     <w:p>
       <w:pPr/>
       <w:r>
-        <w:t>so the effective noise level after adjustment is σ_eff = σ√(1 − ρ²). Crucially, this covariate adjustment does not change the threshold θ or the signal s(t); it only reduces the noise variance. From the perspective of the SR curve, covariate adjustment moves the operating point leftward (toward lower effective noise) by a factor √(1 − ρ²) (Fig. 1c).</w:t>
+        <w:t>so σ_eff = σ√(1 − ρ²). Because the threshold θ and signal s(t) are unchanged, the adjustment is equivalent to sliding the operating point leftward along the SR curve by the factor √(1 − ρ²) (Fig. 1c).</w:t>
       </w:r>
     </w:p>
     <w:p>
@@ -309,7 +309,7 @@
     <w:p>
       <w:pPr/>
       <w:r>
-        <w:t>Combining the SR expression with the covariate adjustment model, the output SNR as a function of both input noise σ and model correlation ρ is</w:t>
+        <w:t>Substituting σ_eff into Eq. (1) gives the output SNR as a joint function of σ and ρ:</w:t>
       </w:r>
     </w:p>
     <w:p>
@@ -323,7 +323,7 @@
     <w:p>
       <w:pPr/>
       <w:r>
-        <w:t>Maximizing over ρ at fixed σ yields the optimal noise model accuracy:</w:t>
+        <w:t>Maximizing over ρ at fixed σ:</w:t>
       </w:r>
     </w:p>
     <w:p>
@@ -339,13 +339,13 @@
     <w:p>
       <w:pPr/>
       <w:r>
-        <w:t>This result has a clear physical interpretation (Fig. 3a). When the input noise is at or below the SR optimum (σ ≤ θ), the system is already operating at peak efficiency; any noise removal moves the operating point away from the optimum and degrades the SNR. In this SR regime, the optimal strategy is to leave the noise untouched (ρ* = 0). When the input noise exceeds the SR optimum (σ &gt; θ), the system is in the excess noise regime, and covariate adjustment should reduce the effective noise precisely to the SR optimum: σ_eff = σ√(1 − ρ*²) = θ.</w:t>
+        <w:t>The two regimes have distinct physics (Fig. 3a). For σ ≤ θ the detector already sits at or below the SR peak; removing noise moves it further from the optimum, so ρ* = 0. For σ &gt; θ the system is above the peak and adjustment should bring the effective noise exactly to the SR optimum: σ_eff = σ√(1 − ρ*²) = θ.</w:t>
       </w:r>
     </w:p>
     <w:p>
       <w:pPr/>
       <w:r>
-        <w:t>At the optimal ρ*, the SNR improvement relative to no adjustment is</w:t>
+        <w:t>The resulting SNR gain over the unadjusted case is</w:t>
       </w:r>
     </w:p>
     <w:p>
@@ -359,7 +359,7 @@
     <w:p>
       <w:pPr/>
       <w:r>
-        <w:t>which grows as ~exp(2σ²/θ²) for σ ≫ θ (Fig. 3b). This exponential growth reflects the severe penalty of operating far above the SR optimum and the correspondingly large benefit of covariate adjustment in high-noise environments.</w:t>
+        <w:t>which scales as ~exp(2σ²/θ²) for σ ≫ θ (Fig. 3b). The exponential growth reflects the steep penalty of operating far above the SR peak, and the correspondingly large payoff of accurate noise modeling in high-noise environments.</w:t>
       </w:r>
     </w:p>
     <w:p>
@@ -425,7 +425,7 @@
     <w:p>
       <w:pPr/>
       <w:r>
-        <w:t>We validate the analytical results through Monte Carlo simulations of a threshold detector with Gaussian noise. The signal is a sinusoid s(t) = A sin(2πf₀t) with A/θ = 0.3 and f₀ = 5 Hz, sampled at dt = 1 ms for N = 10⁵ time steps per trial.</w:t>
+        <w:t>We test the analytical predictions with Monte Carlo simulations. The signal is s(t) = A sin(2πf₀t) with A/θ = 0.3, f₀ = 5 Hz, dt = 1 ms, and N = 10⁵ steps per trial.</w:t>
       </w:r>
     </w:p>
     <w:p>
@@ -439,7 +439,7 @@
     <w:p>
       <w:pPr/>
       <w:r>
-        <w:t>Figure 2 shows the output SNR as a function of input noise level for different covariate adjustment strengths. The Monte Carlo estimates (black circles) confirm the analytical prediction (black curve) for the unadjusted case (ρ = 0), with the SR peak occurring at σ/θ ≈ 1.0. The adjusted curves (colored lines) show the SR peak shifting rightward to σ/θ ≈ 1/√(1 − ρ²), consistent with the analytical framework. Notably, the peak height remains constant across all ρ values (when measured in effective noise), confirming that covariate adjustment translates the SR curve without altering its shape.</w:t>
+        <w:t>Figure 2 plots output SNR against input noise for several ρ values. Monte Carlo estimates (circles) agree with the analytical curve for ρ = 0, peaking at σ/θ ≈ 1. The adjusted curves shift rightward to σ/θ ≈ 1/√(1 − ρ²) as predicted. The peak amplitude is unchanged when expressed in effective-noise units, confirming that adjustment translates the SR curve without distorting it.</w:t>
       </w:r>
     </w:p>
     <w:p>
@@ -453,7 +453,7 @@
     <w:p>
       <w:pPr/>
       <w:r>
-        <w:t>Figure 4 shows the detection probability P_D and false alarm probability P_FA as functions of input noise for A/θ = 0.4. Both probabilities decrease with increasing ρ at any fixed input noise level, because covariate adjustment reduces the effective noise that drives threshold crossings. The detection advantage of adjustment becomes apparent in the ROC representation (Fig. 5), where the relevant metric is P_D at a given P_FA. In the excess noise regime (σ/θ = 1.5), higher ρ produces ROC curves that are progressively further above the chance diagonal, indicating improved discriminability between signal and noise.</w:t>
+        <w:t>Figure 4 shows detection probability P_D and false-alarm probability P_FA versus input noise (A/θ = 0.4). Both decrease with ρ because adjustment suppresses the effective noise driving threshold crossings. The net benefit is clearer in the ROC plane (Fig. 5): at σ/θ = 1.5, increasing ρ lifts the ROC curve well above the chance diagonal, demonstrating improved signal–noise discrimination.</w:t>
       </w:r>
     </w:p>
     <w:p>
@@ -571,7 +571,7 @@
     <w:p>
       <w:pPr/>
       <w:r>
-        <w:t>Figure 3 presents the central result of this work. Panel (a) shows the numerically determined optimal ρ* as a function of input noise, confirming the analytical prediction ρ* = √(1 − θ²/σ²) (dashed line). The transition at σ = θ is sharp: below this threshold, no adjustment is optimal; above it, the optimal adjustment increases rapidly. Panel (b) shows that the SNR gain at optimal ρ* grows exponentially with input noise, reaching factors of ~100× at σ/θ = 4. This exponential scaling underscores the practical importance of covariate adjustment in high-noise environments, which are typical for many sensor applications.</w:t>
+        <w:t>Figure 3 summarizes the optimal adjustment. Panel (a) compares the numerically determined ρ* with the prediction ρ* = √(1 − θ²/σ²) (dashed line). The transition at σ = θ is sharp: below it, ρ* = 0; above it, ρ* rises steeply. Panel (b) shows the resulting SNR gain, which grows exponentially and exceeds 100× by σ/θ = 4—a regime common in sensor applications with large dark-current or thermal noise.</w:t>
       </w:r>
     </w:p>
     <w:p>
@@ -585,7 +585,7 @@
     <w:p>
       <w:pPr/>
       <w:r>
-        <w:t>Figure 6 shows the mutual information I(S; E) between the periodic signal and the event stream as a function of input noise. Like the SNR measure, the mutual information exhibits an SR peak that shifts rightward with covariate adjustment. This confirms that the SR effect and the benefits of covariate adjustment are robust to the choice of performance metric and not an artifact of the particular SNR definition used.</w:t>
+        <w:t>Figure 6 shows mutual information I(S; E) between signal and events. The SR peak shifts rightward with ρ in the same manner as the SNR peak, confirming that the benefit of partial noise removal is not an artifact of the SNR definition.</w:t>
       </w:r>
     </w:p>
     <w:p>
@@ -651,7 +651,7 @@
     <w:p>
       <w:pPr/>
       <w:r>
-        <w:t>To demonstrate the practical relevance of the covariate-adjusted SR framework, we apply it to event-based astronomical observations using dynamic vision sensors (DVS). A DVS pixel fires an event when the logarithmic light intensity change exceeds a threshold θ_ON or θ_OFF [10], making it a direct physical realization of the threshold detector model analyzed above.</w:t>
+        <w:t>We now apply the framework to event-based astronomical observations with dynamic vision sensors (DVS). Each DVS pixel fires when the log-intensity change exceeds θ_ON or θ_OFF [10]—a physical realization of the threshold detector analyzed above.</w:t>
       </w:r>
     </w:p>
     <w:p>
@@ -665,13 +665,13 @@
     <w:p>
       <w:pPr/>
       <w:r>
-        <w:t>The circuit-level physics of DVS noise has been systematically characterized through a series of studies at UZH/ETH Zurich. Graça and Delbruck [14] established that photon shot noise sets a fundamental lower bound on the background activity (BA) rate at twice the photon shot noise level, arising from the differential nature of the DVS pixel circuit. McReynolds et al. [15] further demonstrated that shot-noise-induced events exhibit characteristic alternating ON↔OFF polarity patterns, providing an additional discriminant between noise and signal events.</w:t>
+        <w:t>DVS noise physics has been characterized through a series of circuit-level studies. Graça and Delbruck [14] showed that photon shot noise sets a lower bound on background activity (BA) at twice the shot-noise level, a consequence of the differential pixel architecture. McReynolds et al. [15] exploited the resulting alternating ON↔OFF polarity pattern of shot-noise events as a discriminant against signal.</w:t>
       </w:r>
     </w:p>
     <w:p>
       <w:pPr/>
       <w:r>
-        <w:t>Most importantly for the present work, Graça and Delbruck [16] introduced a large-signal differential-equation DVS pixel model incorporating first-passage-time stochastic event generation, achieving &gt;1000× computational speedup over Monte Carlo transistor-level simulation while maintaining physical realism. From this model, a five-parameter analytical noise rate model (the A5 model) can be derived. The parametric form is</w:t>
+        <w:t>For our purposes the most relevant contribution is the physically realistic DVS pixel model of Graça and Delbruck [16], which formulates event generation as a first-passage-time process and runs &gt;1000× faster than transistor-level Monte Carlo while retaining quantitative accuracy. A five-parameter analytical noise-rate expression (the A5 model) derived from it takes the form</w:t>
       </w:r>
     </w:p>
     <w:p>
@@ -685,7 +685,7 @@
     <w:p>
       <w:pPr/>
       <w:r>
-        <w:t>where I_dark,ref is the reference dark current rate at a baseline temperature, α is the temperature coefficient (typically ~0.06–0.08 K⁻¹ for silicon), ΔT is the temperature offset from baseline, β is the background illuminance sensitivity coefficient, and I_bg is the background illuminance. The remaining parameters account for per-pixel threshold mismatch (θ_mismatch) and readout bandwidth. This model provides the forward model F(θ) for the noise covariate structure: the observable covariates z(t) = (T, I_bg, θ_mismatch, ...) predict the per-pixel noise rate through Eq. (7), enabling the covariate adjustment framework of Sec. II.C.</w:t>
+        <w:t>Here I_dark,ref is the dark-current rate at a reference temperature, α ≈ 0.06–0.08 K⁻¹ is the silicon temperature coefficient, ΔT the temperature offset, β the illuminance sensitivity, and I_bg the background illuminance. Additional parameters capture per-pixel threshold mismatch and readout bandwidth. The covariates z(t) = (T, I_bg, θ_mismatch, ...) thus predict per-pixel noise rates via Eq. (7), providing the covariate structure needed for the adjustment framework of Sec. II.C.</w:t>
       </w:r>
     </w:p>
     <w:p>
@@ -699,13 +699,13 @@
     <w:p>
       <w:pPr/>
       <w:r>
-        <w:t>The Fano factor F — the ratio of event count variance to mean across temporal bins — provides a local test statistic for distinguishing noise-dominated from signal-modulated event streams. For a homogeneous Poisson process (pure noise), F = 1 by definition. When a deterministic signal modulates the event rate, the periodic bunching of events produces F &gt; 1. Conversely, certain inhibitory processes can produce F &lt; 1. The Fano factor thus acts as a physics-informed test statistic that exploits the known Poisson nature of DVS shot noise.</w:t>
+        <w:t>The Fano factor F = Var(N)/Mean(N) of event counts in temporal bins distinguishes noise from signal at the pixel level. Pure Poisson noise gives F = 1; a periodically modulated rate bunches events and produces F &gt; 1. The Fano factor therefore serves as a physics-grounded test statistic exploiting the known Poisson character of DVS shot noise.</w:t>
       </w:r>
     </w:p>
     <w:p>
       <w:pPr/>
       <w:r>
-        <w:t>For each pixel, we compute the event count in non-overlapping temporal bins of width Δt, yielding a count sequence {N_1, N_2, ..., N_K}. The sample Fano factor is F = Var(N_k) / Mean(N_k). Pixels with F ≤ F_threshold (typically F_threshold ≈ 2) are classified as noise-dominated; their event statistics are used to estimate the local noise rate λ_noise(x, y). Per-event noise probability is then computed as</w:t>
+        <w:t>In practice, events in each pixel are binned into non-overlapping windows of width Δt, giving counts {N_1, ..., N_K}. Pixels with F ≤ F_thr (we use F_thr ≈ 2) are labeled noise-dominated and define the local noise rate λ_noise(x, y). Per-event noise probability follows as</w:t>
       </w:r>
     </w:p>
     <w:p>
@@ -719,7 +719,7 @@
     <w:p>
       <w:pPr/>
       <w:r>
-        <w:t>where λ_signal is estimated from the excess event rate in pixels with F &gt; F_threshold. Events with P_noise &gt; τ (typically τ = 0.5) are classified as noise and removed. This probabilistic thinning is the operational realization of covariate adjustment in the DVS context: the physics-informed noise model [Eq. (7)] combined with the Fano factor test provides the covariate structure, and the noise probability assignment [Eq. (8)] provides the adjustment mechanism.</w:t>
+        <w:t>where λ_signal is estimated from excess rates in pixels with F &gt; F_thr. Events satisfying P_noise &gt; 0.5 are removed. This probabilistic thinning is the DVS realization of covariate adjustment: Eq. (7) supplies the covariate model, the Fano test identifies noise-dominated pixels, and Eq. (8) effects the adjustment.</w:t>
       </w:r>
     </w:p>
     <w:p>
@@ -733,7 +733,7 @@
     <w:p>
       <w:pPr/>
       <w:r>
-        <w:t>The covariate adjustment procedure described above can be viewed as solving a noise inverse problem: given the observation (raw event stream), reconstruct the noise component using the physics-based forward model [Eq. (7)] and subtract it to recover the signal. This paradigm has been highly successful in gravitational-wave astronomy, where auxiliary witness channels are used to model and subtract non-stationary instrumental noise from the strain signal [17, 18]. The key structural analogy is:</w:t>
+        <w:t>The procedure above can be cast as a noise inverse problem: given raw events, reconstruct the noise component via Eq. (7) and subtract. The same logic drives gravitational-wave denoising, where witness channels model non-stationary instrumental noise in strain data [17, 18]. The structural parallel is:</w:t>
       </w:r>
     </w:p>
     <w:p>
@@ -749,7 +749,7 @@
     <w:p>
       <w:pPr/>
       <w:r>
-        <w:t>In both cases, the noise depends on observable auxiliary parameters (witness channels for LIGO; temperature, illuminance, and pixel parameters for DVS), and the goal is to model and remove the noise contribution while preserving the signal. The noise model accuracy α = 1 − ||ε_noise|| / ||n_true|| maps to the correlation parameter ρ in our framework: ρ ≈ α for small residuals. The SNR improvement then follows from Eq. (6) rather than the simpler linear estimate SNR ∝ 1/(1−α) used in the gravitational-wave context, because DVS event detection involves a threshold nonlinearity where SR effects are significant.</w:t>
+        <w:t>In both settings the noise depends on observable auxiliaries (witness channels for LIGO; T, I_bg, θ_mismatch for DVS). The noise-model accuracy α = 1 − ||ε|| / ||n|| maps to ρ ≈ α. The SNR gain, however, follows Eq. (6) rather than the linear estimate SNR ∝ 1/(1−α) used in gravitational-wave analyses, because the threshold nonlinearity introduces SR-mediated amplification.</w:t>
       </w:r>
     </w:p>
     <w:p>
@@ -763,13 +763,13 @@
     <w:p>
       <w:pPr/>
       <w:r>
-        <w:t>We evaluate the framework on 20 recordings from the Event-Based Space Situational Awareness (EBSSA) dataset [19], which contains DVS observations of satellites and space debris against a star field using DAVIS240C sensors. The task is to classify each event as signal (astronomical object) or noise (dark current, background). Three methods are compared: (i) the Fano filter (covariate adjustment approach described above), (ii) a simplified physics-informed neural network with three layers (physics model, temporal modulation, spatio-temporal correlation) trained self-supervised on noise-dominated pixels, and (iii) conventional temporal filtering [20], which retains events only when a sufficient number of spatiotemporal neighbors are present within a fixed window.</w:t>
+        <w:t>We evaluate on 20 recordings from the Event-Based Space Situational Awareness (EBSSA) dataset [19]—DVS observations of satellites and debris against star fields (DAVIS240C sensor). The binary classification task labels each event as signal (astronomical object) or noise (dark current / background). Three methods are compared: (i) the Fano filter described above, (ii) a three-layer physics-informed neural network trained self-supervised on noise-dominated pixels, and (iii) conventional temporal filtering [20], which retains events only if enough spatiotemporal neighbors fall within a fixed window.</w:t>
       </w:r>
     </w:p>
     <w:p>
       <w:pPr/>
       <w:r>
-        <w:t>Figure 7a shows the noise classification performance. The Fano filter achieves ROC-AUC = 0.866 ± 0.107, substantially outperforming both temporal filtering (AUC = 0.534 ± 0.083) and the neural network approach (AUC = 0.546 ± 0.218). The temporal filter achieves the highest raw noise removal rate (85.2%) but at the cost of destroying most signal events (SPR = 21.6%), making it unsuitable for faint-object detection. Figure 7b shows the NRR-SPR trade-off: the Fano filter removes 71.3% of noise events while preserving 93.9% of signal events, occupying the upper-right region of the performance space closest to the ideal point (NRR = 1, SPR = 1).</w:t>
+        <w:t>Results are shown in Fig. 7. The Fano filter achieves ROC-AUC = 0.866 ± 0.107, well above temporal filtering (0.534 ± 0.083) and the neural network (0.546 ± 0.218). The temporal filter removes more raw noise (85.2%) but destroys most signal (SPR = 21.6%), disqualifying it for faint-object work. Panel (b) shows the NRR–SPR trade-off: the Fano filter removes 71.3% of noise while preserving 93.9% of signal, closest to the ideal corner (NRR = 1, SPR = 1).</w:t>
       </w:r>
     </w:p>
     <w:p>
@@ -827,7 +827,7 @@
     <w:p>
       <w:pPr/>
       <w:r>
-        <w:t>Using the A5 parametric model [Eq. (7)], we further simulate noise rates and SNR improvements across the temperature-illuminance parameter space (T ∈ [10, 65]°C, I_bg ∈ [0.1, 1000] lux). The simulation predicts a mean SNR improvement of 5.4× (max 10.0×) at 90% noise model accuracy, consistent with the measured Fano filter performance.</w:t>
+        <w:t>Sweeping the A5 model over T ∈ [10, 65]°C and I_bg ∈ [0.1, 1000] lux predicts a mean SNR gain of 5.4× (max 10.0×) at 90% model accuracy, consistent with the measured Fano-filter performance.</w:t>
       </w:r>
     </w:p>
     <w:p>
@@ -841,13 +841,13 @@
     <w:p>
       <w:pPr/>
       <w:r>
-        <w:t>In the SR framework, DVS astronomical observations operate firmly in the excess noise regime (σ ≫ θ): the dark current noise rate far exceeds the astronomical signal event rate. The physics-informed covariate model (A5 + Fano filter) effectively achieves ρ ≈ 0.7–0.9 in terms of noise prediction accuracy. According to Fig. 3b, this should yield an SNR improvement of approximately 5–10×, consistent with the measured mean SNR improvement of 5.4× in the EBSSA evaluation. The covariate adjustment does not eliminate noise entirely (NRR = 0.713, not 1.0), which is consistent with the framework’s prediction that over-adjustment in the SR context is suboptimal.</w:t>
+        <w:t>DVS astronomical observations lie deep in the excess-noise regime (σ ≫ θ): dark-current rates dominate signal rates by orders of magnitude. The A5 + Fano model achieves ρ ≈ 0.7–0.9, which Fig. 3b predicts should yield 5–10× SNR improvement—matching the measured 5.4×. That noise is not eliminated entirely (NRR = 0.713) accords with the prediction that over-removal past the SR optimum is counterproductive.</w:t>
       </w:r>
     </w:p>
     <w:p>
       <w:pPr/>
       <w:r>
-        <w:t>The fact that the simplified neural network (AUC = 0.546) performs poorly without auxiliary channels, while the Fano filter (AUC = 0.866) succeeds with physics-informed covariates alone, underscores a key prediction of the framework: the quality of covariate adjustment (ρ) matters more than the complexity of the adjustment method. A simple physics model that captures the dominant noise mechanisms achieves high ρ and correspondingly large SNR gains, while a more flexible model without the right covariates cannot compensate.</w:t>
+        <w:t>The neural network (AUC = 0.546), despite greater flexibility, lacks access to the physics-informed covariates and cannot match the Fano filter (AUC = 0.866). This illustrates a prediction of the framework: what matters is the fidelity of the noise model (ρ), not the complexity of the method. A simple model that captures the dominant noise physics achieves high ρ and large SNR gains; a flexible model with wrong inputs cannot compensate.</w:t>
       </w:r>
     </w:p>
     <w:p>
@@ -861,7 +861,7 @@
     <w:p>
       <w:pPr/>
       <w:r>
-        <w:t>The covariate-adjusted SR framework yields several insights relevant to both theory and practice.</w:t>
+        <w:t>We discuss implications for theory, sensor design, and extensions.</w:t>
       </w:r>
     </w:p>
     <w:p>
@@ -875,7 +875,7 @@
     <w:p>
       <w:pPr/>
       <w:r>
-        <w:t>The existence of an optimal ρ* is closely related to the forbidden-interval theorem of Kosko and Mitaim [21, 22], which states that SR occurs in a threshold system if and only if the noise distribution satisfies certain conditions on its support relative to the threshold. Covariate adjustment modifies the effective noise distribution, potentially moving it into or out of the forbidden interval. Our result ρ* = √(1 − θ²/σ²) provides a constructive criterion for when and how much adjustment is beneficial, complementing the existential characterization of the forbidden-interval theorem.</w:t>
+        <w:t>The forbidden-interval theorem [21, 22] gives necessary and sufficient conditions on a noise distribution for SR to occur. Covariate adjustment reshapes the effective distribution and can move it into or out of the forbidden interval. Our expression ρ* = √(1 − θ²/σ²) provides a constructive prescription—how much to adjust—complementing the theorem’s existential characterization.</w:t>
       </w:r>
     </w:p>
     <w:p>
@@ -889,7 +889,7 @@
     <w:p>
       <w:pPr/>
       <w:r>
-        <w:t>The framework suggests that threshold-based sensors should be co-designed with noise models. Rather than minimizing noise at the hardware level (which may be costly or impractical), a sensor can operate with higher noise if an accurate covariate model is available for post-hoc adjustment. The optimal design point is one where the residual noise (after model-based adjustment) matches the threshold: σ_eff = θ. This principle applies broadly to neuromorphic sensors, event cameras, single-photon detectors, and other threshold-based devices.</w:t>
+        <w:t>A practical corollary is that threshold sensors should be co-designed with noise models. Hardware noise reduction is costly; if an accurate covariate model is available, the sensor can tolerate higher raw noise and rely on post-hoc adjustment. The design target becomes σ_eff = θ after adjustment, not σ = θ in hardware. This applies to neuromorphic sensors, event cameras, single-photon detectors, and related threshold devices.</w:t>
       </w:r>
     </w:p>
     <w:p>
@@ -903,7 +903,7 @@
     <w:p>
       <w:pPr/>
       <w:r>
-        <w:t>Our analysis assumes (i) additive Gaussian noise, (ii) a fixed threshold, and (iii) a linear noise model (ρ characterizes correlation). Real systems may exhibit non-Gaussian noise (e.g., shot noise following Poisson statistics), adaptive thresholds, and nonlinear noise dependencies. Extending the framework to these cases would require replacing the analytical SNR formula with appropriate generalizations — for instance, using the forbidden-interval theorem directly for non-Gaussian noise [21], or employing information-theoretic metrics for systems with adaptive thresholds [23]. The DVS application demonstrates that the framework’s qualitative predictions (covariate adjustment helps in the excess noise regime; there is an optimal adjustment level) remain valid even when these assumptions are only approximately satisfied.</w:t>
+        <w:t>The analysis assumes additive Gaussian noise, a fixed threshold, and a linear noise model. Real systems may have Poisson shot noise, adaptive thresholds, or nonlinear noise dependencies. Generalizations could invoke the forbidden-interval theorem for non-Gaussian cases [21] or information-theoretic metrics for adaptive thresholds [23]. The DVS application shows that the qualitative predictions—adjustment helps above the SR optimum; over-removal hurts—survive even when these assumptions hold only approximately.</w:t>
       </w:r>
     </w:p>
     <w:p>
@@ -917,7 +917,7 @@
     <w:p>
       <w:pPr/>
       <w:r>
-        <w:t>Beyond event-based sensors, the covariate-adjusted SR principle applies to any system where (i) a threshold or nonlinearity mediates signal detection and (ii) the noise has observable structure. Examples include neural spike detection in electrophysiology [24], quantum key distribution in noisy channels [25], radar target detection in clutter [26], and ion channel current sensing at the single-molecule level [27]. In each case, the key question — “how much noise should we remove?” — has the same answer: reduce the effective noise to the SR optimum, and no further.</w:t>
+        <w:t>The principle extends to any detection system combining a threshold nonlinearity with structured noise: neural spike detection [24], quantum key distribution in noisy channels [25], radar target detection in clutter [26], and ion-channel sensing at the single-molecule level [27]. In each case the prescription is the same: reduce noise to the SR optimum, and stop.</w:t>
       </w:r>
     </w:p>
     <w:p>
@@ -931,13 +931,13 @@
     <w:p>
       <w:pPr/>
       <w:r>
-        <w:t>We have presented a unified framework connecting stochastic resonance theory with covariate adjustment methods for threshold-based event detectors. The central result is an analytical expression for the optimal noise model accuracy ρ* = √(1 − θ²/σ²) that maximizes output SNR by balancing noise removal against the SR benefit of residual noise. This result bridges two previously disconnected research traditions: stochastic resonance (which characterizes when noise helps) and covariate adjustment (which provides tools for controlled noise reduction).</w:t>
+        <w:t>We have derived a closed-form optimal noise-model accuracy ρ* = √(1 − θ²/σ²) for threshold-based event detectors, connecting stochastic resonance theory (when does noise help?) with covariate adjustment (how much noise should be removed?). The answer—reduce effective noise to the SR peak and no further—provides a quantitative bridge between these two traditions.</w:t>
       </w:r>
     </w:p>
     <w:p>
       <w:pPr/>
       <w:r>
-        <w:t>The framework is validated through simulations and demonstrated on DVS astronomical data, where a physics-informed noise model based on circuit-level DVS pixel theory provides the covariate structure. The Fano-factor-based noise classification achieves ROC-AUC = 0.866 on the EBSSA dataset with 93.9% signal preservation and a mean SNR improvement of 5.4×, consistent with the theoretical predictions for the excess noise regime. The principle — reduce noise to the SR optimum, not to zero — offers a quantitative design criterion for any threshold-based detection system operating in noisy environments.</w:t>
+        <w:t>Simulations confirm the analytical predictions across the full σ/θ range. Applied to DVS astronomical data, a circuit-level noise model yields a Fano-factor classifier with ROC-AUC = 0.866, 93.9% signal preservation, and 5.4× mean SNR gain—quantitatively consistent with the excess-noise-regime prediction. The principle offers a design criterion for any threshold-based detector operating in structured noise: model the noise, subtract to the SR optimum, and accept the residual as beneficial.</w:t>
       </w:r>
     </w:p>
     <w:p>
@@ -951,7 +951,7 @@
     <w:p>
       <w:pPr/>
       <w:r>
-        <w:t>The simulation code and scripts used to generate all figures and the manuscript are publicly available at https://github.com/bougtoir/sr-ancova-framework. The EBSSA dataset used for the DVS application (Sec. IV) is publicly available via the Tonic library [19].</w:t>
+        <w:t>Simulation code and figure-generation scripts are available at https://github.com/bougtoir/sr-ancova-framework. The EBSSA dataset (Sec. IV) is distributed via the Tonic library [19].</w:t>
       </w:r>
     </w:p>
     <w:p>
